--- a/backend/templates/CDMX_MUTUO_M_CASADA.docx
+++ b/backend/templates/CDMX_MUTUO_M_CASADA.docx
@@ -291,8 +291,8 @@
         </w:rPr>
         <w:t>--</w:t>
       </w:r>
-      <w:bookmarkStart w:id="0" w:name="_Hlk25759886"/>
-      <w:bookmarkStart w:id="1" w:name="_Hlk30500945"/>
+      <w:bookmarkStart w:id="0" w:name="_Hlk30500945"/>
+      <w:bookmarkStart w:id="1" w:name="_Hlk25759886"/>
       <w:r>
         <w:rPr>
           <w:rFonts w:ascii="Arial" w:hAnsi="Arial" w:cs="Arial"/>
@@ -356,62 +356,62 @@
         </w:rPr>
         <w:t>/</w:t>
       </w:r>
+      <w:bookmarkEnd w:id="0"/>
+      <w:r>
+        <w:rPr>
+          <w:rFonts w:ascii="Arial" w:hAnsi="Arial" w:cs="Arial"/>
+          <w:sz w:val="14"/>
+          <w:szCs w:val="14"/>
+          <w:lang w:val="es-MX"/>
+        </w:rPr>
+        <w:t>JCOR</w:t>
+      </w:r>
+      <w:r>
+        <w:rPr>
+          <w:rFonts w:ascii="Arial" w:hAnsi="Arial" w:cs="Arial"/>
+          <w:sz w:val="14"/>
+          <w:szCs w:val="14"/>
+          <w:lang w:val="es-MX"/>
+        </w:rPr>
+        <w:t>/</w:t>
+      </w:r>
+      <w:r>
+        <w:rPr>
+          <w:rFonts w:ascii="Arial" w:hAnsi="Arial" w:cs="Arial"/>
+          <w:sz w:val="14"/>
+          <w:szCs w:val="14"/>
+          <w:lang w:val="es-MX"/>
+        </w:rPr>
+        <w:t xml:space="preserve">    </w:t>
+      </w:r>
+      <w:r>
+        <w:rPr>
+          <w:rFonts w:ascii="Arial" w:hAnsi="Arial" w:cs="Arial"/>
+          <w:sz w:val="14"/>
+          <w:szCs w:val="14"/>
+          <w:lang w:val="es-MX"/>
+        </w:rPr>
+        <w:t>/</w:t>
+      </w:r>
+      <w:r>
+        <w:rPr>
+          <w:rFonts w:ascii="Arial" w:hAnsi="Arial" w:cs="Arial"/>
+          <w:sz w:val="14"/>
+          <w:szCs w:val="14"/>
+          <w:lang w:val="es-MX"/>
+        </w:rPr>
+        <w:t xml:space="preserve">    </w:t>
+      </w:r>
+      <w:r>
+        <w:rPr>
+          <w:rFonts w:ascii="Arial" w:hAnsi="Arial" w:cs="Arial"/>
+          <w:sz w:val="14"/>
+          <w:szCs w:val="14"/>
+          <w:lang w:val="es-MX"/>
+        </w:rPr>
+        <w:t xml:space="preserve">/    </w:t>
+      </w:r>
       <w:bookmarkEnd w:id="1"/>
-      <w:r>
-        <w:rPr>
-          <w:rFonts w:ascii="Arial" w:hAnsi="Arial" w:cs="Arial"/>
-          <w:sz w:val="14"/>
-          <w:szCs w:val="14"/>
-          <w:lang w:val="es-MX"/>
-        </w:rPr>
-        <w:t>JCOR</w:t>
-      </w:r>
-      <w:r>
-        <w:rPr>
-          <w:rFonts w:ascii="Arial" w:hAnsi="Arial" w:cs="Arial"/>
-          <w:sz w:val="14"/>
-          <w:szCs w:val="14"/>
-          <w:lang w:val="es-MX"/>
-        </w:rPr>
-        <w:t>/</w:t>
-      </w:r>
-      <w:r>
-        <w:rPr>
-          <w:rFonts w:ascii="Arial" w:hAnsi="Arial" w:cs="Arial"/>
-          <w:sz w:val="14"/>
-          <w:szCs w:val="14"/>
-          <w:lang w:val="es-MX"/>
-        </w:rPr>
-        <w:t xml:space="preserve">    </w:t>
-      </w:r>
-      <w:r>
-        <w:rPr>
-          <w:rFonts w:ascii="Arial" w:hAnsi="Arial" w:cs="Arial"/>
-          <w:sz w:val="14"/>
-          <w:szCs w:val="14"/>
-          <w:lang w:val="es-MX"/>
-        </w:rPr>
-        <w:t>/</w:t>
-      </w:r>
-      <w:r>
-        <w:rPr>
-          <w:rFonts w:ascii="Arial" w:hAnsi="Arial" w:cs="Arial"/>
-          <w:sz w:val="14"/>
-          <w:szCs w:val="14"/>
-          <w:lang w:val="es-MX"/>
-        </w:rPr>
-        <w:t xml:space="preserve">    </w:t>
-      </w:r>
-      <w:r>
-        <w:rPr>
-          <w:rFonts w:ascii="Arial" w:hAnsi="Arial" w:cs="Arial"/>
-          <w:sz w:val="14"/>
-          <w:szCs w:val="14"/>
-          <w:lang w:val="es-MX"/>
-        </w:rPr>
-        <w:t xml:space="preserve">/    </w:t>
-      </w:r>
-      <w:bookmarkEnd w:id="0"/>
       <w:r>
         <w:rPr>
           <w:rFonts w:ascii="Arial" w:hAnsi="Arial" w:cs="Arial"/>
@@ -479,8 +479,8 @@
         </w:rPr>
         <w:tab/>
       </w:r>
-      <w:bookmarkStart w:id="2" w:name="_Hlk15562154"/>
-      <w:bookmarkStart w:id="3" w:name="_Hlk43303158"/>
+      <w:bookmarkStart w:id="2" w:name="_Hlk43303158"/>
+      <w:bookmarkStart w:id="3" w:name="_Hlk15562154"/>
     </w:p>
     <w:p>
       <w:pPr>
@@ -728,16 +728,88 @@
         </w:rPr>
         <w:t xml:space="preserve">A </w:t>
       </w:r>
-      <w:r>
-        <w:rPr>
-          <w:rFonts w:ascii="Arial" w:hAnsi="Arial" w:cs="Arial"/>
-          <w:b/>
-          <w:bCs/>
-          <w:sz w:val="14"/>
-          <w:szCs w:val="14"/>
-          <w:lang w:val="es-MX"/>
-        </w:rPr>
-        <w:t xml:space="preserve">*** </w:t>
+      <w:proofErr w:type="gramStart"/>
+      <w:r>
+        <w:rPr>
+          <w:rFonts w:ascii="Arial" w:hAnsi="Arial" w:cs="Arial"/>
+          <w:b/>
+          <w:bCs/>
+          <w:sz w:val="14"/>
+          <w:szCs w:val="14"/>
+          <w:lang w:val="es-MX"/>
+        </w:rPr>
+        <w:t xml:space="preserve">{{ </w:t>
+      </w:r>
+      <w:proofErr w:type="spellStart"/>
+      <w:r>
+        <w:rPr>
+          <w:rFonts w:ascii="Arial" w:hAnsi="Arial" w:cs="Arial"/>
+          <w:b/>
+          <w:bCs/>
+          <w:sz w:val="14"/>
+          <w:szCs w:val="14"/>
+          <w:lang w:val="es-MX"/>
+        </w:rPr>
+        <w:t>nombre</w:t>
+      </w:r>
+      <w:proofErr w:type="gramEnd"/>
+      <w:r>
+        <w:rPr>
+          <w:rFonts w:ascii="Arial" w:hAnsi="Arial" w:cs="Arial"/>
+          <w:b/>
+          <w:bCs/>
+          <w:sz w:val="14"/>
+          <w:szCs w:val="14"/>
+          <w:lang w:val="es-MX"/>
+        </w:rPr>
+        <w:t>_</w:t>
+      </w:r>
+      <w:proofErr w:type="gramStart"/>
+      <w:r>
+        <w:rPr>
+          <w:rFonts w:ascii="Arial" w:hAnsi="Arial" w:cs="Arial"/>
+          <w:b/>
+          <w:bCs/>
+          <w:sz w:val="14"/>
+          <w:szCs w:val="14"/>
+          <w:lang w:val="es-MX"/>
+        </w:rPr>
+        <w:t>acreditado</w:t>
+      </w:r>
+      <w:proofErr w:type="spellEnd"/>
+      <w:r>
+        <w:rPr>
+          <w:rFonts w:ascii="Arial" w:hAnsi="Arial" w:cs="Arial"/>
+          <w:b/>
+          <w:bCs/>
+          <w:sz w:val="14"/>
+          <w:szCs w:val="14"/>
+          <w:lang w:val="es-MX"/>
+        </w:rPr>
+        <w:t xml:space="preserve"> }</w:t>
+      </w:r>
+      <w:proofErr w:type="gramEnd"/>
+      <w:r>
+        <w:rPr>
+          <w:rFonts w:ascii="Arial" w:hAnsi="Arial" w:cs="Arial"/>
+          <w:b/>
+          <w:bCs/>
+          <w:sz w:val="14"/>
+          <w:szCs w:val="14"/>
+          <w:lang w:val="es-MX"/>
+        </w:rPr>
+        <w:t>}</w:t>
+      </w:r>
+      <w:r>
+        <w:rPr>
+          <w:rFonts w:ascii="Arial" w:hAnsi="Arial" w:cs="Arial"/>
+          <w:b/>
+          <w:bCs/>
+          <w:sz w:val="14"/>
+          <w:szCs w:val="14"/>
+          <w:lang w:val="es-MX"/>
+        </w:rPr>
+        <w:t xml:space="preserve"> </w:t>
       </w:r>
       <w:bookmarkStart w:id="4" w:name="_Hlk160199968"/>
       <w:r>
@@ -792,7 +864,7 @@
         </w:rPr>
         <w:tab/>
       </w:r>
-      <w:bookmarkEnd w:id="3"/>
+      <w:bookmarkEnd w:id="2"/>
     </w:p>
     <w:p>
       <w:pPr>
@@ -1077,7 +1149,7 @@
         <w:t>--------------------------------------------------------------------------------------------------------------------------------------------------------------------------------------</w:t>
       </w:r>
     </w:p>
-    <w:bookmarkEnd w:id="2"/>
+    <w:bookmarkEnd w:id="3"/>
     <w:p>
       <w:pPr>
         <w:pStyle w:val="Sinespaciado"/>
@@ -1473,20 +1545,8 @@
           <w:szCs w:val="14"/>
           <w:lang w:val="es-MX"/>
         </w:rPr>
-        <w:t xml:space="preserve">I.- OTORGAMIENTO DE MUTUO CON INTERÉS Y CONSTITUCIÓN DE GARANTÍA </w:t>
-      </w:r>
-      <w:proofErr w:type="gramStart"/>
-      <w:r>
-        <w:rPr>
-          <w:rFonts w:ascii="Arial" w:eastAsia="Batang" w:hAnsi="Arial" w:cs="Arial"/>
-          <w:b/>
-          <w:sz w:val="14"/>
-          <w:szCs w:val="14"/>
-          <w:lang w:val="es-MX"/>
-        </w:rPr>
-        <w:t>HIPOTECARIA.-</w:t>
-      </w:r>
-      <w:proofErr w:type="gramEnd"/>
+        <w:t>I.- OTORGAMIENTO DE MUTUO CON INTERÉS Y CONSTITUCIÓN DE GARANTÍA HIPOTECARIA.-</w:t>
+      </w:r>
       <w:r>
         <w:rPr>
           <w:rFonts w:ascii="Arial" w:eastAsia="Batang" w:hAnsi="Arial" w:cs="Arial"/>
@@ -1511,173 +1571,564 @@
           <w:sz w:val="14"/>
           <w:szCs w:val="14"/>
         </w:rPr>
-        <w:t xml:space="preserve"> número      </w:t>
-      </w:r>
-      <w:proofErr w:type="gramStart"/>
-      <w:r>
-        <w:rPr>
-          <w:rFonts w:ascii="Arial" w:eastAsia="Batang" w:hAnsi="Arial" w:cs="Arial"/>
-          <w:sz w:val="14"/>
-          <w:szCs w:val="14"/>
-        </w:rPr>
-        <w:t xml:space="preserve">  </w:t>
-      </w:r>
-      <w:r>
-        <w:rPr>
-          <w:rFonts w:ascii="Arial" w:eastAsia="Batang" w:hAnsi="Arial" w:cs="Arial"/>
-          <w:sz w:val="14"/>
-          <w:szCs w:val="14"/>
+        <w:t xml:space="preserve"> número </w:t>
+      </w:r>
+      <w:r>
+        <w:rPr>
+          <w:rFonts w:ascii="Arial" w:eastAsia="Batang" w:hAnsi="Arial" w:cs="Arial"/>
+          <w:sz w:val="14"/>
+          <w:szCs w:val="14"/>
+        </w:rPr>
+        <w:t xml:space="preserve">{{ </w:t>
+      </w:r>
+      <w:proofErr w:type="spellStart"/>
+      <w:r>
+        <w:rPr>
+          <w:rFonts w:ascii="Arial" w:eastAsia="Batang" w:hAnsi="Arial" w:cs="Arial"/>
+          <w:sz w:val="14"/>
+          <w:szCs w:val="14"/>
+        </w:rPr>
+        <w:t>numero_escritura</w:t>
+      </w:r>
+      <w:proofErr w:type="spellEnd"/>
+      <w:r>
+        <w:rPr>
+          <w:rFonts w:ascii="Arial" w:eastAsia="Batang" w:hAnsi="Arial" w:cs="Arial"/>
+          <w:sz w:val="14"/>
+          <w:szCs w:val="14"/>
+        </w:rPr>
+        <w:t xml:space="preserve"> }}</w:t>
+      </w:r>
+      <w:r>
+        <w:rPr>
+          <w:rFonts w:ascii="Arial" w:eastAsia="Batang" w:hAnsi="Arial" w:cs="Arial"/>
+          <w:sz w:val="14"/>
+          <w:szCs w:val="14"/>
+        </w:rPr>
+        <w:t xml:space="preserve"> de fecha</w:t>
+      </w:r>
+      <w:r>
+        <w:rPr>
+          <w:rFonts w:ascii="Arial" w:eastAsia="Batang" w:hAnsi="Arial" w:cs="Arial"/>
+          <w:sz w:val="14"/>
+          <w:szCs w:val="14"/>
+        </w:rPr>
+        <w:t xml:space="preserve"> </w:t>
+      </w:r>
+      <w:r>
+        <w:rPr>
+          <w:rFonts w:ascii="Arial" w:eastAsia="Batang" w:hAnsi="Arial" w:cs="Arial"/>
+          <w:sz w:val="14"/>
+          <w:szCs w:val="14"/>
+        </w:rPr>
+        <w:t xml:space="preserve">{{ </w:t>
+      </w:r>
+      <w:proofErr w:type="spellStart"/>
+      <w:r>
+        <w:rPr>
+          <w:rFonts w:ascii="Arial" w:eastAsia="Batang" w:hAnsi="Arial" w:cs="Arial"/>
+          <w:sz w:val="14"/>
+          <w:szCs w:val="14"/>
+        </w:rPr>
+        <w:t>fecha_escritura</w:t>
+      </w:r>
+      <w:proofErr w:type="spellEnd"/>
+      <w:r>
+        <w:rPr>
+          <w:rFonts w:ascii="Arial" w:eastAsia="Batang" w:hAnsi="Arial" w:cs="Arial"/>
+          <w:sz w:val="14"/>
+          <w:szCs w:val="14"/>
+        </w:rPr>
+        <w:t xml:space="preserve"> }}</w:t>
+      </w:r>
+      <w:r>
+        <w:rPr>
+          <w:rFonts w:ascii="Arial" w:eastAsia="Batang" w:hAnsi="Arial" w:cs="Arial"/>
+          <w:sz w:val="14"/>
+          <w:szCs w:val="14"/>
+        </w:rPr>
+        <w:t xml:space="preserve">, </w:t>
+      </w:r>
+      <w:bookmarkStart w:id="5" w:name="_Hlk150602556"/>
+      <w:r>
+        <w:rPr>
+          <w:rFonts w:ascii="Arial" w:eastAsia="Batang" w:hAnsi="Arial" w:cs="Arial"/>
+          <w:sz w:val="14"/>
+          <w:szCs w:val="14"/>
+          <w:lang w:val="es-ES"/>
+        </w:rPr>
+        <w:t>otorgado ante la fe del Licenciado</w:t>
+      </w:r>
+      <w:r>
+        <w:rPr>
+          <w:rFonts w:ascii="Arial" w:eastAsia="Batang" w:hAnsi="Arial" w:cs="Arial"/>
+          <w:sz w:val="14"/>
+          <w:szCs w:val="14"/>
+          <w:lang w:val="es-ES"/>
+        </w:rPr>
+        <w:t xml:space="preserve"> </w:t>
+      </w:r>
+      <w:r>
+        <w:rPr>
+          <w:rFonts w:ascii="Arial" w:eastAsia="Batang" w:hAnsi="Arial" w:cs="Arial"/>
+          <w:sz w:val="14"/>
+          <w:szCs w:val="14"/>
+          <w:lang w:val="es-ES"/>
+        </w:rPr>
+        <w:t xml:space="preserve">{{ </w:t>
+      </w:r>
+      <w:proofErr w:type="spellStart"/>
+      <w:r>
+        <w:rPr>
+          <w:rFonts w:ascii="Arial" w:eastAsia="Batang" w:hAnsi="Arial" w:cs="Arial"/>
+          <w:sz w:val="14"/>
+          <w:szCs w:val="14"/>
+          <w:lang w:val="es-ES"/>
+        </w:rPr>
+        <w:t>notario_origen_completo</w:t>
+      </w:r>
+      <w:proofErr w:type="spellEnd"/>
+      <w:r>
+        <w:rPr>
+          <w:rFonts w:ascii="Arial" w:eastAsia="Batang" w:hAnsi="Arial" w:cs="Arial"/>
+          <w:sz w:val="14"/>
+          <w:szCs w:val="14"/>
+          <w:lang w:val="es-ES"/>
+        </w:rPr>
+        <w:t xml:space="preserve"> }}</w:t>
+      </w:r>
+      <w:r>
+        <w:rPr>
+          <w:rFonts w:ascii="Arial" w:eastAsia="Batang" w:hAnsi="Arial" w:cs="Arial"/>
+          <w:sz w:val="14"/>
+          <w:szCs w:val="14"/>
+          <w:lang w:val="es-ES"/>
         </w:rPr>
         <w:t>,</w:t>
       </w:r>
-      <w:proofErr w:type="gramEnd"/>
-      <w:r>
-        <w:rPr>
-          <w:rFonts w:ascii="Arial" w:eastAsia="Batang" w:hAnsi="Arial" w:cs="Arial"/>
-          <w:sz w:val="14"/>
-          <w:szCs w:val="14"/>
-        </w:rPr>
-        <w:t xml:space="preserve"> de fecha</w:t>
-      </w:r>
-      <w:r>
-        <w:rPr>
-          <w:rFonts w:ascii="Arial" w:eastAsia="Batang" w:hAnsi="Arial" w:cs="Arial"/>
-          <w:sz w:val="14"/>
-          <w:szCs w:val="14"/>
-        </w:rPr>
-        <w:t xml:space="preserve">     </w:t>
-      </w:r>
-      <w:proofErr w:type="gramStart"/>
-      <w:r>
-        <w:rPr>
-          <w:rFonts w:ascii="Arial" w:eastAsia="Batang" w:hAnsi="Arial" w:cs="Arial"/>
-          <w:sz w:val="14"/>
-          <w:szCs w:val="14"/>
-        </w:rPr>
-        <w:t xml:space="preserve">  </w:t>
-      </w:r>
-      <w:r>
-        <w:rPr>
-          <w:rFonts w:ascii="Arial" w:eastAsia="Batang" w:hAnsi="Arial" w:cs="Arial"/>
+      <w:bookmarkEnd w:id="5"/>
+      <w:r>
+        <w:rPr>
+          <w:rFonts w:ascii="Arial" w:eastAsia="Batang" w:hAnsi="Arial" w:cs="Arial"/>
+          <w:sz w:val="14"/>
+          <w:szCs w:val="14"/>
+        </w:rPr>
+        <w:t xml:space="preserve"> se hizo constar entre otros </w:t>
+      </w:r>
+      <w:r>
+        <w:rPr>
+          <w:rFonts w:ascii="Arial" w:eastAsia="Batang" w:hAnsi="Arial" w:cs="Arial"/>
+          <w:sz w:val="14"/>
+          <w:szCs w:val="14"/>
+        </w:rPr>
+        <w:t>actos,</w:t>
+      </w:r>
+      <w:r>
+        <w:rPr>
+          <w:rFonts w:ascii="Arial" w:eastAsia="Batang" w:hAnsi="Arial" w:cs="Arial"/>
+          <w:bCs/>
+          <w:sz w:val="14"/>
+          <w:szCs w:val="14"/>
+          <w:lang w:val="es-MX"/>
+        </w:rPr>
+        <w:t xml:space="preserve"> el otorgamiento de mutuo con interés y constitución de garantía hipotecaria</w:t>
+      </w:r>
+      <w:r>
+        <w:rPr>
+          <w:rFonts w:ascii="Arial" w:eastAsia="Batang" w:hAnsi="Arial" w:cs="Arial"/>
+          <w:bCs/>
           <w:sz w:val="14"/>
           <w:szCs w:val="14"/>
         </w:rPr>
         <w:t>,</w:t>
       </w:r>
-      <w:proofErr w:type="gramEnd"/>
-      <w:r>
-        <w:rPr>
-          <w:rFonts w:ascii="Arial" w:eastAsia="Batang" w:hAnsi="Arial" w:cs="Arial"/>
+      <w:r>
+        <w:rPr>
+          <w:rFonts w:ascii="Arial" w:eastAsia="Batang" w:hAnsi="Arial" w:cs="Arial"/>
+          <w:bCs/>
           <w:sz w:val="14"/>
           <w:szCs w:val="14"/>
         </w:rPr>
         <w:t xml:space="preserve"> </w:t>
       </w:r>
-      <w:bookmarkStart w:id="5" w:name="_Hlk150602556"/>
-      <w:r>
-        <w:rPr>
-          <w:rFonts w:ascii="Arial" w:eastAsia="Batang" w:hAnsi="Arial" w:cs="Arial"/>
-          <w:sz w:val="14"/>
-          <w:szCs w:val="14"/>
-          <w:lang w:val="es-ES"/>
-        </w:rPr>
-        <w:t>otorgado ante la fe del Licenciado</w:t>
-      </w:r>
-      <w:r>
-        <w:rPr>
-          <w:rFonts w:ascii="Arial" w:eastAsia="Batang" w:hAnsi="Arial" w:cs="Arial"/>
-          <w:sz w:val="14"/>
-          <w:szCs w:val="14"/>
-          <w:lang w:val="es-ES"/>
-        </w:rPr>
-        <w:t xml:space="preserve">                              </w:t>
-      </w:r>
-      <w:proofErr w:type="gramStart"/>
-      <w:r>
-        <w:rPr>
-          <w:rFonts w:ascii="Arial" w:eastAsia="Batang" w:hAnsi="Arial" w:cs="Arial"/>
-          <w:sz w:val="14"/>
-          <w:szCs w:val="14"/>
-          <w:lang w:val="es-ES"/>
-        </w:rPr>
-        <w:t xml:space="preserve">  </w:t>
-      </w:r>
-      <w:r>
-        <w:rPr>
-          <w:rFonts w:ascii="Arial" w:eastAsia="Batang" w:hAnsi="Arial" w:cs="Arial"/>
-          <w:sz w:val="14"/>
-          <w:szCs w:val="14"/>
-          <w:lang w:val="es-ES"/>
+      <w:r>
+        <w:rPr>
+          <w:rFonts w:ascii="Arial" w:eastAsia="Batang" w:hAnsi="Arial" w:cs="Arial"/>
+          <w:sz w:val="14"/>
+          <w:szCs w:val="14"/>
+          <w:lang w:val="es-MX"/>
+        </w:rPr>
+        <w:t>por medio del cual</w:t>
+      </w:r>
+      <w:r>
+        <w:rPr>
+          <w:rFonts w:ascii="Arial" w:eastAsia="Batang" w:hAnsi="Arial" w:cs="Arial"/>
+          <w:sz w:val="14"/>
+          <w:szCs w:val="14"/>
+          <w:lang w:val="es-MX"/>
+        </w:rPr>
+        <w:t xml:space="preserve"> el</w:t>
+      </w:r>
+      <w:r>
+        <w:rPr>
+          <w:rFonts w:ascii="Arial" w:eastAsia="Batang" w:hAnsi="Arial" w:cs="Arial"/>
+          <w:sz w:val="14"/>
+          <w:szCs w:val="14"/>
+          <w:lang w:val="es-MX"/>
+        </w:rPr>
+        <w:t xml:space="preserve"> </w:t>
+      </w:r>
+      <w:r>
+        <w:rPr>
+          <w:rFonts w:ascii="Arial" w:eastAsia="Batang" w:hAnsi="Arial" w:cs="Arial"/>
+          <w:b/>
+          <w:sz w:val="14"/>
+          <w:szCs w:val="14"/>
+          <w:lang w:val="es-MX"/>
+        </w:rPr>
+        <w:t xml:space="preserve">INSTITUTO DEL FONDO NACIONAL </w:t>
+      </w:r>
+      <w:r>
+        <w:rPr>
+          <w:rFonts w:ascii="Arial" w:eastAsia="Batang" w:hAnsi="Arial" w:cs="Arial"/>
+          <w:b/>
+          <w:sz w:val="14"/>
+          <w:szCs w:val="14"/>
+          <w:lang w:val="es-MX"/>
+        </w:rPr>
+        <w:t xml:space="preserve">DE LA VIVIENDA </w:t>
+      </w:r>
+      <w:r>
+        <w:rPr>
+          <w:rFonts w:ascii="Arial" w:eastAsia="Batang" w:hAnsi="Arial" w:cs="Arial"/>
+          <w:b/>
+          <w:sz w:val="14"/>
+          <w:szCs w:val="14"/>
+          <w:lang w:val="es-MX"/>
+        </w:rPr>
+        <w:t>PARA LOS TRABAJADORES</w:t>
+      </w:r>
+      <w:r>
+        <w:rPr>
+          <w:rFonts w:ascii="Arial" w:eastAsia="Batang" w:hAnsi="Arial" w:cs="Arial"/>
+          <w:sz w:val="14"/>
+          <w:szCs w:val="14"/>
+          <w:lang w:val="es-MX"/>
         </w:rPr>
         <w:t>,</w:t>
       </w:r>
-      <w:bookmarkEnd w:id="5"/>
-      <w:proofErr w:type="gramEnd"/>
-      <w:r>
-        <w:rPr>
-          <w:rFonts w:ascii="Arial" w:eastAsia="Batang" w:hAnsi="Arial" w:cs="Arial"/>
-          <w:sz w:val="14"/>
-          <w:szCs w:val="14"/>
-        </w:rPr>
-        <w:t xml:space="preserve"> se hizo constar entre otros </w:t>
-      </w:r>
-      <w:r>
-        <w:rPr>
-          <w:rFonts w:ascii="Arial" w:eastAsia="Batang" w:hAnsi="Arial" w:cs="Arial"/>
-          <w:sz w:val="14"/>
-          <w:szCs w:val="14"/>
-        </w:rPr>
-        <w:t>actos,</w:t>
-      </w:r>
-      <w:r>
-        <w:rPr>
-          <w:rFonts w:ascii="Arial" w:eastAsia="Batang" w:hAnsi="Arial" w:cs="Arial"/>
-          <w:bCs/>
-          <w:sz w:val="14"/>
-          <w:szCs w:val="14"/>
-          <w:lang w:val="es-MX"/>
-        </w:rPr>
-        <w:t xml:space="preserve"> el otorgamiento de mutuo con interés y constitución de garantía hipotecaria</w:t>
-      </w:r>
-      <w:r>
-        <w:rPr>
-          <w:rFonts w:ascii="Arial" w:eastAsia="Batang" w:hAnsi="Arial" w:cs="Arial"/>
-          <w:bCs/>
-          <w:sz w:val="14"/>
-          <w:szCs w:val="14"/>
+      <w:r>
+        <w:rPr>
+          <w:rFonts w:ascii="Arial" w:eastAsia="Batang" w:hAnsi="Arial" w:cs="Arial"/>
+          <w:b/>
+          <w:sz w:val="14"/>
+          <w:szCs w:val="14"/>
+          <w:lang w:val="es-MX"/>
+        </w:rPr>
+        <w:t xml:space="preserve"> </w:t>
+      </w:r>
+      <w:r>
+        <w:rPr>
+          <w:rFonts w:ascii="Arial" w:eastAsia="Batang" w:hAnsi="Arial" w:cs="Arial"/>
+          <w:sz w:val="14"/>
+          <w:szCs w:val="14"/>
+          <w:lang w:val="es-MX"/>
+        </w:rPr>
+        <w:t>otorg</w:t>
+      </w:r>
+      <w:r>
+        <w:rPr>
+          <w:rFonts w:ascii="Arial" w:eastAsia="Batang" w:hAnsi="Arial" w:cs="Arial"/>
+          <w:sz w:val="14"/>
+          <w:szCs w:val="14"/>
+          <w:lang w:val="es-MX"/>
+        </w:rPr>
+        <w:t>ó</w:t>
+      </w:r>
+      <w:r>
+        <w:rPr>
+          <w:rFonts w:ascii="Arial" w:eastAsia="Batang" w:hAnsi="Arial" w:cs="Arial"/>
+          <w:sz w:val="14"/>
+          <w:szCs w:val="14"/>
+          <w:lang w:val="es-MX"/>
+        </w:rPr>
+        <w:t xml:space="preserve"> </w:t>
+      </w:r>
+      <w:r>
+        <w:rPr>
+          <w:rFonts w:ascii="Arial" w:eastAsia="Batang" w:hAnsi="Arial" w:cs="Arial"/>
+          <w:sz w:val="14"/>
+          <w:szCs w:val="14"/>
+          <w:lang w:val="es-MX"/>
+        </w:rPr>
+        <w:t>a</w:t>
+      </w:r>
+      <w:r>
+        <w:rPr>
+          <w:rFonts w:ascii="Arial" w:eastAsia="Batang" w:hAnsi="Arial" w:cs="Arial"/>
+          <w:sz w:val="14"/>
+          <w:szCs w:val="14"/>
+          <w:lang w:val="es-MX"/>
+        </w:rPr>
+        <w:t xml:space="preserve"> la</w:t>
+      </w:r>
+      <w:r>
+        <w:rPr>
+          <w:rFonts w:ascii="Arial" w:eastAsia="Batang" w:hAnsi="Arial" w:cs="Arial"/>
+          <w:sz w:val="14"/>
+          <w:szCs w:val="14"/>
+          <w:lang w:val="es-MX"/>
+        </w:rPr>
+        <w:t xml:space="preserve"> señor</w:t>
+      </w:r>
+      <w:r>
+        <w:rPr>
+          <w:rFonts w:ascii="Arial" w:eastAsia="Batang" w:hAnsi="Arial" w:cs="Arial"/>
+          <w:sz w:val="14"/>
+          <w:szCs w:val="14"/>
+          <w:lang w:val="es-MX"/>
+        </w:rPr>
+        <w:t>a</w:t>
+      </w:r>
+      <w:r>
+        <w:rPr>
+          <w:rFonts w:ascii="Arial" w:hAnsi="Arial" w:cs="Arial"/>
+          <w:b/>
+          <w:bCs/>
+          <w:sz w:val="14"/>
+          <w:szCs w:val="14"/>
+          <w:lang w:val="es-MX"/>
+        </w:rPr>
+        <w:t xml:space="preserve"> </w:t>
+      </w:r>
+      <w:r>
+        <w:rPr>
+          <w:rFonts w:ascii="Arial" w:hAnsi="Arial" w:cs="Arial"/>
+          <w:b/>
+          <w:bCs/>
+          <w:sz w:val="14"/>
+          <w:szCs w:val="14"/>
+          <w:lang w:val="es-MX"/>
+        </w:rPr>
+        <w:t xml:space="preserve">{{ </w:t>
+      </w:r>
+      <w:proofErr w:type="spellStart"/>
+      <w:r>
+        <w:rPr>
+          <w:rFonts w:ascii="Arial" w:hAnsi="Arial" w:cs="Arial"/>
+          <w:b/>
+          <w:bCs/>
+          <w:sz w:val="14"/>
+          <w:szCs w:val="14"/>
+          <w:lang w:val="es-MX"/>
+        </w:rPr>
+        <w:t>nombre_acreditado</w:t>
+      </w:r>
+      <w:proofErr w:type="spellEnd"/>
+      <w:r>
+        <w:rPr>
+          <w:rFonts w:ascii="Arial" w:hAnsi="Arial" w:cs="Arial"/>
+          <w:b/>
+          <w:bCs/>
+          <w:sz w:val="14"/>
+          <w:szCs w:val="14"/>
+          <w:lang w:val="es-MX"/>
+        </w:rPr>
+        <w:t xml:space="preserve"> }}</w:t>
+      </w:r>
+      <w:r>
+        <w:rPr>
+          <w:rFonts w:ascii="Arial" w:hAnsi="Arial" w:cs="Arial"/>
+          <w:bCs/>
+          <w:sz w:val="14"/>
+          <w:szCs w:val="14"/>
+          <w:lang w:val="es-MX"/>
+        </w:rPr>
+        <w:t xml:space="preserve">, </w:t>
+      </w:r>
+      <w:r>
+        <w:rPr>
+          <w:rFonts w:ascii="Arial" w:eastAsia="Batang" w:hAnsi="Arial" w:cs="Arial"/>
+          <w:bCs/>
+          <w:sz w:val="14"/>
+          <w:szCs w:val="14"/>
+          <w:lang w:val="es-MX"/>
+        </w:rPr>
+        <w:t xml:space="preserve">un crédito </w:t>
+      </w:r>
+      <w:r>
+        <w:rPr>
+          <w:rFonts w:ascii="Arial" w:eastAsia="Batang" w:hAnsi="Arial" w:cs="Arial"/>
+          <w:sz w:val="14"/>
+          <w:szCs w:val="14"/>
+          <w:lang w:val="es-MX"/>
+        </w:rPr>
+        <w:t>hasta</w:t>
+      </w:r>
+      <w:r>
+        <w:rPr>
+          <w:rFonts w:ascii="Arial" w:eastAsia="Batang" w:hAnsi="Arial" w:cs="Arial"/>
+          <w:sz w:val="14"/>
+          <w:szCs w:val="14"/>
+          <w:lang w:val="es-MX"/>
+        </w:rPr>
+        <w:t xml:space="preserve"> por</w:t>
+      </w:r>
+      <w:r>
+        <w:rPr>
+          <w:rFonts w:ascii="Arial" w:eastAsia="Batang" w:hAnsi="Arial" w:cs="Arial"/>
+          <w:sz w:val="14"/>
+          <w:szCs w:val="14"/>
+          <w:lang w:val="es-MX"/>
+        </w:rPr>
+        <w:t xml:space="preserve"> </w:t>
+      </w:r>
+      <w:r>
+        <w:rPr>
+          <w:rFonts w:ascii="Arial" w:eastAsia="Batang" w:hAnsi="Arial" w:cs="Arial"/>
+          <w:sz w:val="14"/>
+          <w:szCs w:val="14"/>
+          <w:lang w:val="es-MX"/>
+        </w:rPr>
+        <w:t xml:space="preserve">{{ </w:t>
+      </w:r>
+      <w:proofErr w:type="spellStart"/>
+      <w:r>
+        <w:rPr>
+          <w:rFonts w:ascii="Arial" w:eastAsia="Batang" w:hAnsi="Arial" w:cs="Arial"/>
+          <w:sz w:val="14"/>
+          <w:szCs w:val="14"/>
+          <w:lang w:val="es-MX"/>
+        </w:rPr>
+        <w:t>crédito_a_salario</w:t>
+      </w:r>
+      <w:proofErr w:type="spellEnd"/>
+      <w:r>
+        <w:rPr>
+          <w:rFonts w:ascii="Arial" w:eastAsia="Batang" w:hAnsi="Arial" w:cs="Arial"/>
+          <w:sz w:val="14"/>
+          <w:szCs w:val="14"/>
+          <w:lang w:val="es-MX"/>
+        </w:rPr>
+        <w:t xml:space="preserve"> }}</w:t>
+      </w:r>
+      <w:r>
+        <w:rPr>
+          <w:rFonts w:ascii="Arial" w:eastAsia="Batang" w:hAnsi="Arial" w:cs="Arial"/>
+          <w:sz w:val="14"/>
+          <w:szCs w:val="14"/>
+          <w:lang w:val="es-MX"/>
+        </w:rPr>
+        <w:t xml:space="preserve"> </w:t>
+      </w:r>
+      <w:r>
+        <w:rPr>
+          <w:rFonts w:ascii="Arial" w:eastAsia="Batang" w:hAnsi="Arial" w:cs="Arial"/>
+          <w:sz w:val="14"/>
+          <w:szCs w:val="14"/>
+          <w:lang w:val="es-MX"/>
+        </w:rPr>
+        <w:t>veces el salario mínimo mensual vigente en ese entonces</w:t>
+      </w:r>
+      <w:r>
+        <w:rPr>
+          <w:rFonts w:ascii="Arial" w:eastAsia="Batang" w:hAnsi="Arial" w:cs="Arial"/>
+          <w:sz w:val="14"/>
+          <w:szCs w:val="14"/>
+          <w:lang w:val="es-MX"/>
+        </w:rPr>
+        <w:t xml:space="preserve"> en el Distrito Federal</w:t>
+      </w:r>
+      <w:r>
+        <w:rPr>
+          <w:rFonts w:ascii="Arial" w:eastAsia="Batang" w:hAnsi="Arial" w:cs="Arial"/>
+          <w:b/>
+          <w:bCs/>
+          <w:iCs/>
+          <w:sz w:val="14"/>
+          <w:szCs w:val="14"/>
+          <w:lang w:val="es-MX"/>
         </w:rPr>
         <w:t>,</w:t>
       </w:r>
       <w:r>
         <w:rPr>
           <w:rFonts w:ascii="Arial" w:eastAsia="Batang" w:hAnsi="Arial" w:cs="Arial"/>
-          <w:bCs/>
-          <w:sz w:val="14"/>
-          <w:szCs w:val="14"/>
+          <w:b/>
+          <w:bCs/>
+          <w:iCs/>
+          <w:sz w:val="14"/>
+          <w:szCs w:val="14"/>
+          <w:lang w:val="es-MX"/>
         </w:rPr>
         <w:t xml:space="preserve"> </w:t>
       </w:r>
       <w:r>
         <w:rPr>
           <w:rFonts w:ascii="Arial" w:eastAsia="Batang" w:hAnsi="Arial" w:cs="Arial"/>
-          <w:sz w:val="14"/>
-          <w:szCs w:val="14"/>
-          <w:lang w:val="es-MX"/>
-        </w:rPr>
-        <w:t>por medio del cual</w:t>
-      </w:r>
-      <w:r>
-        <w:rPr>
-          <w:rFonts w:ascii="Arial" w:eastAsia="Batang" w:hAnsi="Arial" w:cs="Arial"/>
-          <w:sz w:val="14"/>
-          <w:szCs w:val="14"/>
-          <w:lang w:val="es-MX"/>
-        </w:rPr>
-        <w:t xml:space="preserve"> el</w:t>
-      </w:r>
-      <w:r>
-        <w:rPr>
-          <w:rFonts w:ascii="Arial" w:eastAsia="Batang" w:hAnsi="Arial" w:cs="Arial"/>
+          <w:iCs/>
+          <w:sz w:val="14"/>
+          <w:szCs w:val="14"/>
+          <w:lang w:val="es-MX"/>
+        </w:rPr>
+        <w:t xml:space="preserve">equivalente a esa fecha a la cantidad de </w:t>
+      </w:r>
+      <w:r>
+        <w:rPr>
+          <w:rFonts w:ascii="Arial" w:eastAsia="Batang" w:hAnsi="Arial" w:cs="Arial"/>
+          <w:b/>
+          <w:bCs/>
+          <w:iCs/>
+          <w:sz w:val="14"/>
+          <w:szCs w:val="14"/>
+          <w:lang w:val="es-MX"/>
+        </w:rPr>
+        <w:t xml:space="preserve">{{ </w:t>
+      </w:r>
+      <w:proofErr w:type="spellStart"/>
+      <w:r>
+        <w:rPr>
+          <w:rFonts w:ascii="Arial" w:eastAsia="Batang" w:hAnsi="Arial" w:cs="Arial"/>
+          <w:b/>
+          <w:bCs/>
+          <w:iCs/>
+          <w:sz w:val="14"/>
+          <w:szCs w:val="14"/>
+          <w:lang w:val="es-MX"/>
+        </w:rPr>
+        <w:t>monto_credito</w:t>
+      </w:r>
+      <w:proofErr w:type="spellEnd"/>
+      <w:r>
+        <w:rPr>
+          <w:rFonts w:ascii="Arial" w:eastAsia="Batang" w:hAnsi="Arial" w:cs="Arial"/>
+          <w:b/>
+          <w:bCs/>
+          <w:iCs/>
+          <w:sz w:val="14"/>
+          <w:szCs w:val="14"/>
+          <w:lang w:val="es-MX"/>
+        </w:rPr>
+        <w:t xml:space="preserve"> }}</w:t>
+      </w:r>
+      <w:r>
+        <w:rPr>
+          <w:rFonts w:ascii="Arial" w:eastAsia="Batang" w:hAnsi="Arial" w:cs="Arial"/>
+          <w:b/>
+          <w:bCs/>
+          <w:iCs/>
+          <w:sz w:val="14"/>
+          <w:szCs w:val="14"/>
+          <w:lang w:val="es-MX"/>
+        </w:rPr>
+        <w:t>,</w:t>
+      </w:r>
+      <w:r>
+        <w:rPr>
+          <w:rFonts w:ascii="Arial" w:eastAsia="Batang" w:hAnsi="Arial" w:cs="Arial"/>
+          <w:b/>
+          <w:bCs/>
+          <w:iCs/>
           <w:sz w:val="14"/>
           <w:szCs w:val="14"/>
           <w:lang w:val="es-MX"/>
@@ -1687,183 +2138,47 @@
       <w:r>
         <w:rPr>
           <w:rFonts w:ascii="Arial" w:eastAsia="Batang" w:hAnsi="Arial" w:cs="Arial"/>
-          <w:b/>
-          <w:sz w:val="14"/>
-          <w:szCs w:val="14"/>
-          <w:lang w:val="es-MX"/>
-        </w:rPr>
-        <w:t xml:space="preserve">INSTITUTO DEL FONDO NACIONAL </w:t>
-      </w:r>
-      <w:r>
-        <w:rPr>
-          <w:rFonts w:ascii="Arial" w:eastAsia="Batang" w:hAnsi="Arial" w:cs="Arial"/>
-          <w:b/>
-          <w:sz w:val="14"/>
-          <w:szCs w:val="14"/>
-          <w:lang w:val="es-MX"/>
-        </w:rPr>
-        <w:t xml:space="preserve">DE LA VIVIENDA </w:t>
-      </w:r>
-      <w:r>
-        <w:rPr>
-          <w:rFonts w:ascii="Arial" w:eastAsia="Batang" w:hAnsi="Arial" w:cs="Arial"/>
-          <w:b/>
-          <w:sz w:val="14"/>
-          <w:szCs w:val="14"/>
-          <w:lang w:val="es-MX"/>
-        </w:rPr>
-        <w:t>PARA LOS TRABAJADORES</w:t>
-      </w:r>
-      <w:r>
-        <w:rPr>
-          <w:rFonts w:ascii="Arial" w:eastAsia="Batang" w:hAnsi="Arial" w:cs="Arial"/>
-          <w:sz w:val="14"/>
-          <w:szCs w:val="14"/>
-          <w:lang w:val="es-MX"/>
-        </w:rPr>
-        <w:t>,</w:t>
-      </w:r>
-      <w:r>
-        <w:rPr>
-          <w:rFonts w:ascii="Arial" w:eastAsia="Batang" w:hAnsi="Arial" w:cs="Arial"/>
-          <w:b/>
-          <w:sz w:val="14"/>
-          <w:szCs w:val="14"/>
-          <w:lang w:val="es-MX"/>
-        </w:rPr>
-        <w:t xml:space="preserve"> </w:t>
-      </w:r>
-      <w:r>
-        <w:rPr>
-          <w:rFonts w:ascii="Arial" w:eastAsia="Batang" w:hAnsi="Arial" w:cs="Arial"/>
-          <w:sz w:val="14"/>
-          <w:szCs w:val="14"/>
-          <w:lang w:val="es-MX"/>
-        </w:rPr>
-        <w:t>otorg</w:t>
-      </w:r>
-      <w:r>
-        <w:rPr>
-          <w:rFonts w:ascii="Arial" w:eastAsia="Batang" w:hAnsi="Arial" w:cs="Arial"/>
-          <w:sz w:val="14"/>
-          <w:szCs w:val="14"/>
-          <w:lang w:val="es-MX"/>
-        </w:rPr>
-        <w:t>ó</w:t>
-      </w:r>
-      <w:r>
-        <w:rPr>
-          <w:rFonts w:ascii="Arial" w:eastAsia="Batang" w:hAnsi="Arial" w:cs="Arial"/>
-          <w:sz w:val="14"/>
-          <w:szCs w:val="14"/>
-          <w:lang w:val="es-MX"/>
-        </w:rPr>
-        <w:t xml:space="preserve"> </w:t>
-      </w:r>
-      <w:r>
-        <w:rPr>
-          <w:rFonts w:ascii="Arial" w:eastAsia="Batang" w:hAnsi="Arial" w:cs="Arial"/>
-          <w:sz w:val="14"/>
-          <w:szCs w:val="14"/>
-          <w:lang w:val="es-MX"/>
-        </w:rPr>
-        <w:t>a</w:t>
-      </w:r>
-      <w:r>
-        <w:rPr>
-          <w:rFonts w:ascii="Arial" w:eastAsia="Batang" w:hAnsi="Arial" w:cs="Arial"/>
-          <w:sz w:val="14"/>
-          <w:szCs w:val="14"/>
-          <w:lang w:val="es-MX"/>
-        </w:rPr>
-        <w:t xml:space="preserve"> la</w:t>
-      </w:r>
-      <w:r>
-        <w:rPr>
-          <w:rFonts w:ascii="Arial" w:eastAsia="Batang" w:hAnsi="Arial" w:cs="Arial"/>
-          <w:sz w:val="14"/>
-          <w:szCs w:val="14"/>
-          <w:lang w:val="es-MX"/>
-        </w:rPr>
-        <w:t xml:space="preserve"> señor</w:t>
-      </w:r>
-      <w:r>
-        <w:rPr>
-          <w:rFonts w:ascii="Arial" w:eastAsia="Batang" w:hAnsi="Arial" w:cs="Arial"/>
-          <w:sz w:val="14"/>
-          <w:szCs w:val="14"/>
-          <w:lang w:val="es-MX"/>
-        </w:rPr>
-        <w:t>a</w:t>
-      </w:r>
-      <w:r>
-        <w:rPr>
-          <w:rFonts w:ascii="Arial" w:hAnsi="Arial" w:cs="Arial"/>
-          <w:b/>
-          <w:bCs/>
-          <w:sz w:val="14"/>
-          <w:szCs w:val="14"/>
-          <w:lang w:val="es-MX"/>
-        </w:rPr>
-        <w:t xml:space="preserve"> </w:t>
-      </w:r>
-      <w:r>
-        <w:rPr>
-          <w:rFonts w:ascii="Arial" w:hAnsi="Arial" w:cs="Arial"/>
-          <w:b/>
-          <w:bCs/>
-          <w:sz w:val="14"/>
-          <w:szCs w:val="14"/>
-          <w:lang w:val="es-MX"/>
-        </w:rPr>
-        <w:t>***</w:t>
-      </w:r>
-      <w:r>
-        <w:rPr>
-          <w:rFonts w:ascii="Arial" w:hAnsi="Arial" w:cs="Arial"/>
-          <w:bCs/>
-          <w:sz w:val="14"/>
-          <w:szCs w:val="14"/>
-          <w:lang w:val="es-MX"/>
-        </w:rPr>
-        <w:t xml:space="preserve">, </w:t>
-      </w:r>
-      <w:r>
-        <w:rPr>
-          <w:rFonts w:ascii="Arial" w:eastAsia="Batang" w:hAnsi="Arial" w:cs="Arial"/>
-          <w:bCs/>
-          <w:sz w:val="14"/>
-          <w:szCs w:val="14"/>
-          <w:lang w:val="es-MX"/>
-        </w:rPr>
-        <w:t xml:space="preserve">un crédito </w:t>
-      </w:r>
-      <w:r>
-        <w:rPr>
-          <w:rFonts w:ascii="Arial" w:eastAsia="Batang" w:hAnsi="Arial" w:cs="Arial"/>
-          <w:sz w:val="14"/>
-          <w:szCs w:val="14"/>
-          <w:lang w:val="es-MX"/>
-        </w:rPr>
-        <w:t>hasta</w:t>
-      </w:r>
-      <w:r>
-        <w:rPr>
-          <w:rFonts w:ascii="Arial" w:eastAsia="Batang" w:hAnsi="Arial" w:cs="Arial"/>
-          <w:sz w:val="14"/>
-          <w:szCs w:val="14"/>
-          <w:lang w:val="es-MX"/>
-        </w:rPr>
-        <w:t xml:space="preserve"> por</w:t>
-      </w:r>
-      <w:r>
-        <w:rPr>
-          <w:rFonts w:ascii="Arial" w:eastAsia="Batang" w:hAnsi="Arial" w:cs="Arial"/>
-          <w:sz w:val="14"/>
-          <w:szCs w:val="14"/>
-          <w:lang w:val="es-MX"/>
-        </w:rPr>
-        <w:t xml:space="preserve"> </w:t>
+          <w:sz w:val="14"/>
+          <w:szCs w:val="14"/>
+          <w:lang w:val="es-MX"/>
+        </w:rPr>
+        <w:t xml:space="preserve">con los intereses y demás </w:t>
+      </w:r>
+      <w:r>
+        <w:rPr>
+          <w:rFonts w:ascii="Arial" w:eastAsia="Batang" w:hAnsi="Arial" w:cs="Arial"/>
+          <w:sz w:val="14"/>
+          <w:szCs w:val="14"/>
+          <w:lang w:val="es-MX"/>
+        </w:rPr>
+        <w:t xml:space="preserve">accesorios legales </w:t>
+      </w:r>
+      <w:r>
+        <w:rPr>
+          <w:rFonts w:ascii="Arial" w:eastAsia="Batang" w:hAnsi="Arial" w:cs="Arial"/>
+          <w:sz w:val="14"/>
+          <w:szCs w:val="14"/>
+          <w:lang w:val="es-MX"/>
+        </w:rPr>
+        <w:t>ahí precisado</w:t>
+      </w:r>
+      <w:r>
+        <w:rPr>
+          <w:rFonts w:ascii="Arial" w:eastAsia="Batang" w:hAnsi="Arial" w:cs="Arial"/>
+          <w:sz w:val="14"/>
+          <w:szCs w:val="14"/>
+          <w:lang w:val="es-MX"/>
+        </w:rPr>
+        <w:t>s.</w:t>
+      </w:r>
+      <w:r>
+        <w:rPr>
+          <w:rFonts w:ascii="Arial" w:eastAsia="Batang" w:hAnsi="Arial" w:cs="Arial"/>
+          <w:sz w:val="14"/>
+          <w:szCs w:val="14"/>
+          <w:lang w:val="es-MX"/>
+        </w:rPr>
+        <w:tab/>
       </w:r>
     </w:p>
     <w:p>
@@ -1878,38 +2193,55 @@
         <w:jc w:val="both"/>
         <w:rPr>
           <w:rFonts w:ascii="Arial" w:eastAsia="Batang" w:hAnsi="Arial" w:cs="Arial"/>
-          <w:b/>
-          <w:bCs/>
-          <w:iCs/>
-          <w:sz w:val="14"/>
-          <w:szCs w:val="14"/>
-          <w:lang w:val="es-MX"/>
-        </w:rPr>
-      </w:pPr>
-      <w:r>
-        <w:rPr>
-          <w:rFonts w:ascii="Arial" w:eastAsia="Batang" w:hAnsi="Arial" w:cs="Arial"/>
-          <w:sz w:val="14"/>
-          <w:szCs w:val="14"/>
-          <w:lang w:val="es-MX"/>
-        </w:rPr>
-        <w:t>veces el salario mínimo mensual vigente en ese entonces</w:t>
-      </w:r>
-      <w:r>
-        <w:rPr>
-          <w:rFonts w:ascii="Arial" w:eastAsia="Batang" w:hAnsi="Arial" w:cs="Arial"/>
-          <w:sz w:val="14"/>
-          <w:szCs w:val="14"/>
-          <w:lang w:val="es-MX"/>
-        </w:rPr>
-        <w:t xml:space="preserve"> en el Distrito Federal</w:t>
-      </w:r>
-      <w:r>
-        <w:rPr>
-          <w:rFonts w:ascii="Arial" w:eastAsia="Batang" w:hAnsi="Arial" w:cs="Arial"/>
-          <w:b/>
-          <w:bCs/>
-          <w:iCs/>
+          <w:sz w:val="14"/>
+          <w:szCs w:val="14"/>
+          <w:lang w:val="es-MX"/>
+        </w:rPr>
+      </w:pPr>
+      <w:r>
+        <w:rPr>
+          <w:rFonts w:ascii="Arial" w:hAnsi="Arial" w:cs="Arial"/>
+          <w:b/>
+          <w:sz w:val="14"/>
+          <w:szCs w:val="14"/>
+          <w:lang w:val="es-MX"/>
+        </w:rPr>
+        <w:t xml:space="preserve">-------- </w:t>
+      </w:r>
+      <w:r>
+        <w:rPr>
+          <w:rFonts w:ascii="Arial" w:eastAsia="Batang" w:hAnsi="Arial" w:cs="Arial"/>
+          <w:sz w:val="14"/>
+          <w:szCs w:val="14"/>
+          <w:lang w:val="es-MX"/>
+        </w:rPr>
+        <w:t>P</w:t>
+      </w:r>
+      <w:r>
+        <w:rPr>
+          <w:rFonts w:ascii="Arial" w:eastAsia="Batang" w:hAnsi="Arial" w:cs="Arial"/>
+          <w:sz w:val="14"/>
+          <w:szCs w:val="14"/>
+          <w:lang w:val="es-MX"/>
+        </w:rPr>
+        <w:t xml:space="preserve">ara garantizar el puntual y preferente pago del adeudo, </w:t>
+      </w:r>
+      <w:r>
+        <w:rPr>
+          <w:rFonts w:ascii="Arial" w:hAnsi="Arial" w:cs="Arial"/>
+          <w:b/>
+          <w:bCs/>
+          <w:sz w:val="14"/>
+          <w:szCs w:val="14"/>
+          <w:lang w:val="es-MX"/>
+        </w:rPr>
+        <w:t>“LA ACREDITADA”</w:t>
+      </w:r>
+      <w:r>
+        <w:rPr>
+          <w:rFonts w:ascii="Arial" w:hAnsi="Arial" w:cs="Arial"/>
+          <w:b/>
+          <w:bCs/>
           <w:sz w:val="14"/>
           <w:szCs w:val="14"/>
           <w:lang w:val="es-MX"/>
@@ -1920,8 +2252,6 @@
         <w:rPr>
           <w:rFonts w:ascii="Arial" w:eastAsia="Batang" w:hAnsi="Arial" w:cs="Arial"/>
           <w:b/>
-          <w:bCs/>
-          <w:iCs/>
           <w:sz w:val="14"/>
           <w:szCs w:val="14"/>
           <w:lang w:val="es-MX"/>
@@ -1931,48 +2261,406 @@
       <w:r>
         <w:rPr>
           <w:rFonts w:ascii="Arial" w:eastAsia="Batang" w:hAnsi="Arial" w:cs="Arial"/>
-          <w:iCs/>
-          <w:sz w:val="14"/>
-          <w:szCs w:val="14"/>
-          <w:lang w:val="es-MX"/>
-        </w:rPr>
-        <w:t xml:space="preserve">equivalente a esa fecha a la cantidad de </w:t>
-      </w:r>
-      <w:r>
-        <w:rPr>
-          <w:rFonts w:ascii="Arial" w:eastAsia="Batang" w:hAnsi="Arial" w:cs="Arial"/>
-          <w:b/>
-          <w:bCs/>
-          <w:iCs/>
-          <w:sz w:val="14"/>
-          <w:szCs w:val="14"/>
-          <w:lang w:val="es-MX"/>
-        </w:rPr>
-        <w:t>$</w:t>
-      </w:r>
-      <w:r>
-        <w:rPr>
-          <w:rFonts w:ascii="Arial" w:eastAsia="Batang" w:hAnsi="Arial" w:cs="Arial"/>
-          <w:b/>
-          <w:bCs/>
-          <w:iCs/>
-          <w:sz w:val="14"/>
-          <w:szCs w:val="14"/>
-          <w:lang w:val="es-MX"/>
-        </w:rPr>
-        <w:t xml:space="preserve">           </w:t>
-      </w:r>
-      <w:r>
-        <w:rPr>
-          <w:rFonts w:ascii="Arial" w:eastAsia="Batang" w:hAnsi="Arial" w:cs="Arial"/>
-          <w:b/>
-          <w:bCs/>
-          <w:iCs/>
-          <w:sz w:val="14"/>
-          <w:szCs w:val="14"/>
-          <w:lang w:val="es-MX"/>
-        </w:rPr>
-        <w:t xml:space="preserve"> M.N. (</w:t>
+          <w:sz w:val="14"/>
+          <w:szCs w:val="14"/>
+          <w:lang w:val="es-MX"/>
+        </w:rPr>
+        <w:t xml:space="preserve">con el consentimiento de su cónyuge </w:t>
+      </w:r>
+      <w:r>
+        <w:rPr>
+          <w:rFonts w:ascii="Arial" w:eastAsia="Batang" w:hAnsi="Arial" w:cs="Arial"/>
+          <w:sz w:val="14"/>
+          <w:szCs w:val="14"/>
+          <w:lang w:val="es-MX"/>
+        </w:rPr>
+        <w:t>el</w:t>
+      </w:r>
+      <w:r>
+        <w:rPr>
+          <w:rFonts w:ascii="Arial" w:eastAsia="Batang" w:hAnsi="Arial" w:cs="Arial"/>
+          <w:sz w:val="14"/>
+          <w:szCs w:val="14"/>
+          <w:lang w:val="es-MX"/>
+        </w:rPr>
+        <w:t xml:space="preserve"> seño</w:t>
+      </w:r>
+      <w:r>
+        <w:rPr>
+          <w:rFonts w:ascii="Arial" w:eastAsia="Batang" w:hAnsi="Arial" w:cs="Arial"/>
+          <w:sz w:val="14"/>
+          <w:szCs w:val="14"/>
+          <w:lang w:val="es-MX"/>
+        </w:rPr>
+        <w:t>r</w:t>
+      </w:r>
+      <w:r>
+        <w:rPr>
+          <w:rFonts w:ascii="Arial" w:eastAsia="Batang" w:hAnsi="Arial" w:cs="Arial"/>
+          <w:sz w:val="14"/>
+          <w:szCs w:val="14"/>
+          <w:lang w:val="es-MX"/>
+        </w:rPr>
+        <w:t xml:space="preserve"> </w:t>
+      </w:r>
+      <w:proofErr w:type="gramStart"/>
+      <w:r>
+        <w:rPr>
+          <w:rFonts w:ascii="Arial" w:eastAsia="Batang" w:hAnsi="Arial" w:cs="Arial"/>
+          <w:b/>
+          <w:bCs/>
+          <w:sz w:val="14"/>
+          <w:szCs w:val="14"/>
+          <w:lang w:val="es-MX"/>
+        </w:rPr>
+        <w:t xml:space="preserve">{{ </w:t>
+      </w:r>
+      <w:proofErr w:type="spellStart"/>
+      <w:r>
+        <w:rPr>
+          <w:rFonts w:ascii="Arial" w:eastAsia="Batang" w:hAnsi="Arial" w:cs="Arial"/>
+          <w:b/>
+          <w:bCs/>
+          <w:sz w:val="14"/>
+          <w:szCs w:val="14"/>
+          <w:lang w:val="es-MX"/>
+        </w:rPr>
+        <w:t>nombre</w:t>
+      </w:r>
+      <w:proofErr w:type="gramEnd"/>
+      <w:r>
+        <w:rPr>
+          <w:rFonts w:ascii="Arial" w:eastAsia="Batang" w:hAnsi="Arial" w:cs="Arial"/>
+          <w:b/>
+          <w:bCs/>
+          <w:sz w:val="14"/>
+          <w:szCs w:val="14"/>
+          <w:lang w:val="es-MX"/>
+        </w:rPr>
+        <w:t>_</w:t>
+      </w:r>
+      <w:proofErr w:type="gramStart"/>
+      <w:r>
+        <w:rPr>
+          <w:rFonts w:ascii="Arial" w:eastAsia="Batang" w:hAnsi="Arial" w:cs="Arial"/>
+          <w:b/>
+          <w:bCs/>
+          <w:sz w:val="14"/>
+          <w:szCs w:val="14"/>
+          <w:lang w:val="es-MX"/>
+        </w:rPr>
+        <w:t>conyugue</w:t>
+      </w:r>
+      <w:proofErr w:type="spellEnd"/>
+      <w:r>
+        <w:rPr>
+          <w:rFonts w:ascii="Arial" w:eastAsia="Batang" w:hAnsi="Arial" w:cs="Arial"/>
+          <w:b/>
+          <w:bCs/>
+          <w:sz w:val="14"/>
+          <w:szCs w:val="14"/>
+          <w:lang w:val="es-MX"/>
+        </w:rPr>
+        <w:t xml:space="preserve"> }</w:t>
+      </w:r>
+      <w:proofErr w:type="gramEnd"/>
+      <w:r>
+        <w:rPr>
+          <w:rFonts w:ascii="Arial" w:eastAsia="Batang" w:hAnsi="Arial" w:cs="Arial"/>
+          <w:b/>
+          <w:bCs/>
+          <w:sz w:val="14"/>
+          <w:szCs w:val="14"/>
+          <w:lang w:val="es-MX"/>
+        </w:rPr>
+        <w:t>}</w:t>
+      </w:r>
+      <w:r>
+        <w:rPr>
+          <w:rFonts w:ascii="Arial" w:eastAsia="Batang" w:hAnsi="Arial" w:cs="Arial"/>
+          <w:sz w:val="14"/>
+          <w:szCs w:val="14"/>
+          <w:lang w:val="es-MX"/>
+        </w:rPr>
+        <w:t>,</w:t>
+      </w:r>
+      <w:r>
+        <w:rPr>
+          <w:rFonts w:ascii="Arial" w:eastAsia="Batang" w:hAnsi="Arial" w:cs="Arial"/>
+          <w:sz w:val="14"/>
+          <w:szCs w:val="14"/>
+          <w:lang w:val="es-MX"/>
+        </w:rPr>
+        <w:t xml:space="preserve"> </w:t>
+      </w:r>
+      <w:r>
+        <w:rPr>
+          <w:rFonts w:ascii="Arial" w:eastAsia="Batang" w:hAnsi="Arial" w:cs="Arial"/>
+          <w:sz w:val="14"/>
+          <w:szCs w:val="14"/>
+          <w:lang w:val="es-MX"/>
+        </w:rPr>
+        <w:t>constituy</w:t>
+      </w:r>
+      <w:r>
+        <w:rPr>
+          <w:rFonts w:ascii="Arial" w:eastAsia="Batang" w:hAnsi="Arial" w:cs="Arial"/>
+          <w:sz w:val="14"/>
+          <w:szCs w:val="14"/>
+          <w:lang w:val="es-MX"/>
+        </w:rPr>
+        <w:t>ó</w:t>
+      </w:r>
+      <w:r>
+        <w:rPr>
+          <w:rFonts w:ascii="Arial" w:eastAsia="Batang" w:hAnsi="Arial" w:cs="Arial"/>
+          <w:sz w:val="14"/>
+          <w:szCs w:val="14"/>
+          <w:lang w:val="es-MX"/>
+        </w:rPr>
+        <w:t xml:space="preserve"> </w:t>
+      </w:r>
+      <w:r>
+        <w:rPr>
+          <w:rFonts w:ascii="Arial" w:eastAsia="Batang" w:hAnsi="Arial" w:cs="Arial"/>
+          <w:sz w:val="14"/>
+          <w:szCs w:val="14"/>
+          <w:lang w:val="es-MX"/>
+        </w:rPr>
+        <w:t>hipoteca en primer</w:t>
+      </w:r>
+      <w:r>
+        <w:rPr>
+          <w:rFonts w:ascii="Arial" w:eastAsia="Batang" w:hAnsi="Arial" w:cs="Arial"/>
+          <w:sz w:val="14"/>
+          <w:szCs w:val="14"/>
+          <w:lang w:val="es-MX"/>
+        </w:rPr>
+        <w:t xml:space="preserve"> lugar y </w:t>
+      </w:r>
+      <w:r>
+        <w:rPr>
+          <w:rFonts w:ascii="Arial" w:eastAsia="Batang" w:hAnsi="Arial" w:cs="Arial"/>
+          <w:sz w:val="14"/>
+          <w:szCs w:val="14"/>
+          <w:lang w:val="es-MX"/>
+        </w:rPr>
+        <w:t xml:space="preserve">grado, </w:t>
+      </w:r>
+      <w:r>
+        <w:rPr>
+          <w:rFonts w:ascii="Arial" w:eastAsia="Batang" w:hAnsi="Arial" w:cs="Arial"/>
+          <w:sz w:val="14"/>
+          <w:szCs w:val="14"/>
+          <w:lang w:val="es-MX"/>
+        </w:rPr>
+        <w:t>a</w:t>
+      </w:r>
+      <w:r>
+        <w:rPr>
+          <w:rFonts w:ascii="Arial" w:eastAsia="Batang" w:hAnsi="Arial" w:cs="Arial"/>
+          <w:sz w:val="14"/>
+          <w:szCs w:val="14"/>
+          <w:lang w:val="es-MX"/>
+        </w:rPr>
+        <w:t xml:space="preserve"> favor del </w:t>
+      </w:r>
+      <w:r>
+        <w:rPr>
+          <w:rFonts w:ascii="Arial" w:eastAsia="Batang" w:hAnsi="Arial" w:cs="Arial"/>
+          <w:b/>
+          <w:sz w:val="14"/>
+          <w:szCs w:val="14"/>
+          <w:lang w:val="es-MX"/>
+        </w:rPr>
+        <w:t>INSTITUTO DEL FONDO NACIONAL DE LA VIVIENDA PARA LOS TRABAJADORES</w:t>
+      </w:r>
+      <w:r>
+        <w:rPr>
+          <w:rFonts w:ascii="Arial" w:eastAsia="Batang" w:hAnsi="Arial" w:cs="Arial"/>
+          <w:bCs/>
+          <w:sz w:val="14"/>
+          <w:szCs w:val="14"/>
+          <w:lang w:val="es-MX"/>
+        </w:rPr>
+        <w:t>,</w:t>
+      </w:r>
+      <w:r>
+        <w:rPr>
+          <w:rFonts w:ascii="Arial" w:eastAsia="Batang" w:hAnsi="Arial" w:cs="Arial"/>
+          <w:sz w:val="14"/>
+          <w:szCs w:val="14"/>
+          <w:lang w:val="es-MX"/>
+        </w:rPr>
+        <w:t xml:space="preserve"> </w:t>
+      </w:r>
+      <w:r>
+        <w:rPr>
+          <w:rFonts w:ascii="Arial" w:eastAsia="Batang" w:hAnsi="Arial" w:cs="Arial"/>
+          <w:sz w:val="14"/>
+          <w:szCs w:val="14"/>
+          <w:lang w:val="es-MX"/>
+        </w:rPr>
+        <w:t>sobre</w:t>
+      </w:r>
+      <w:r>
+        <w:rPr>
+          <w:rFonts w:ascii="Arial" w:eastAsia="Batang" w:hAnsi="Arial" w:cs="Arial"/>
+          <w:sz w:val="14"/>
+          <w:szCs w:val="14"/>
+          <w:lang w:val="es-MX"/>
+        </w:rPr>
+        <w:t xml:space="preserve"> </w:t>
+      </w:r>
+      <w:proofErr w:type="gramStart"/>
+      <w:r>
+        <w:rPr>
+          <w:rFonts w:ascii="Arial" w:eastAsia="Batang" w:hAnsi="Arial" w:cs="Arial"/>
+          <w:sz w:val="14"/>
+          <w:szCs w:val="14"/>
+          <w:lang w:val="es-MX"/>
+        </w:rPr>
+        <w:t xml:space="preserve">{{ </w:t>
+      </w:r>
+      <w:proofErr w:type="spellStart"/>
+      <w:r>
+        <w:rPr>
+          <w:rFonts w:ascii="Arial" w:eastAsia="Batang" w:hAnsi="Arial" w:cs="Arial"/>
+          <w:sz w:val="14"/>
+          <w:szCs w:val="14"/>
+          <w:lang w:val="es-MX"/>
+        </w:rPr>
+        <w:t>datos</w:t>
+      </w:r>
+      <w:proofErr w:type="gramEnd"/>
+      <w:r>
+        <w:rPr>
+          <w:rFonts w:ascii="Arial" w:eastAsia="Batang" w:hAnsi="Arial" w:cs="Arial"/>
+          <w:sz w:val="14"/>
+          <w:szCs w:val="14"/>
+          <w:lang w:val="es-MX"/>
+        </w:rPr>
+        <w:t>_</w:t>
+      </w:r>
+      <w:proofErr w:type="gramStart"/>
+      <w:r>
+        <w:rPr>
+          <w:rFonts w:ascii="Arial" w:eastAsia="Batang" w:hAnsi="Arial" w:cs="Arial"/>
+          <w:sz w:val="14"/>
+          <w:szCs w:val="14"/>
+          <w:lang w:val="es-MX"/>
+        </w:rPr>
+        <w:t>inmueble</w:t>
+      </w:r>
+      <w:proofErr w:type="spellEnd"/>
+      <w:r>
+        <w:rPr>
+          <w:rFonts w:ascii="Arial" w:eastAsia="Batang" w:hAnsi="Arial" w:cs="Arial"/>
+          <w:sz w:val="14"/>
+          <w:szCs w:val="14"/>
+          <w:lang w:val="es-MX"/>
+        </w:rPr>
+        <w:t xml:space="preserve"> }</w:t>
+      </w:r>
+      <w:proofErr w:type="gramEnd"/>
+      <w:r>
+        <w:rPr>
+          <w:rFonts w:ascii="Arial" w:eastAsia="Batang" w:hAnsi="Arial" w:cs="Arial"/>
+          <w:sz w:val="14"/>
+          <w:szCs w:val="14"/>
+          <w:lang w:val="es-MX"/>
+        </w:rPr>
+        <w:t>}</w:t>
+      </w:r>
+      <w:r>
+        <w:rPr>
+          <w:rFonts w:ascii="Arial" w:eastAsia="Batang" w:hAnsi="Arial" w:cs="Arial"/>
+          <w:sz w:val="14"/>
+          <w:szCs w:val="14"/>
+          <w:lang w:val="es-MX"/>
+        </w:rPr>
+        <w:t xml:space="preserve"> </w:t>
+      </w:r>
+      <w:r>
+        <w:rPr>
+          <w:rFonts w:ascii="Arial" w:eastAsia="Batang" w:hAnsi="Arial" w:cs="Arial"/>
+          <w:sz w:val="14"/>
+          <w:szCs w:val="14"/>
+          <w:lang w:val="es-MX"/>
+        </w:rPr>
+        <w:t>con la superficie, medidas</w:t>
+      </w:r>
+      <w:r>
+        <w:rPr>
+          <w:rFonts w:ascii="Arial" w:eastAsia="Batang" w:hAnsi="Arial" w:cs="Arial"/>
+          <w:sz w:val="14"/>
+          <w:szCs w:val="14"/>
+          <w:lang w:val="es-MX"/>
+        </w:rPr>
+        <w:t>,</w:t>
+      </w:r>
+      <w:r>
+        <w:rPr>
+          <w:rFonts w:ascii="Arial" w:eastAsia="Batang" w:hAnsi="Arial" w:cs="Arial"/>
+          <w:sz w:val="14"/>
+          <w:szCs w:val="14"/>
+          <w:lang w:val="es-MX"/>
+        </w:rPr>
+        <w:t xml:space="preserve"> colindancias</w:t>
+      </w:r>
+      <w:r>
+        <w:rPr>
+          <w:rFonts w:ascii="Arial" w:eastAsia="Batang" w:hAnsi="Arial" w:cs="Arial"/>
+          <w:sz w:val="14"/>
+          <w:szCs w:val="14"/>
+          <w:lang w:val="es-MX"/>
+        </w:rPr>
+        <w:t xml:space="preserve"> e</w:t>
+      </w:r>
+      <w:r>
+        <w:rPr>
+          <w:rFonts w:ascii="Arial" w:eastAsia="Batang" w:hAnsi="Arial" w:cs="Arial"/>
+          <w:sz w:val="14"/>
+          <w:szCs w:val="14"/>
+          <w:lang w:val="es-MX"/>
+        </w:rPr>
+        <w:t xml:space="preserve"> </w:t>
+      </w:r>
+      <w:r>
+        <w:rPr>
+          <w:rFonts w:ascii="Arial" w:eastAsia="Batang" w:hAnsi="Arial" w:cs="Arial"/>
+          <w:sz w:val="14"/>
+          <w:szCs w:val="14"/>
+          <w:lang w:val="es-MX"/>
+        </w:rPr>
+        <w:t xml:space="preserve">indiviso, </w:t>
+      </w:r>
+      <w:r>
+        <w:rPr>
+          <w:rFonts w:ascii="Arial" w:eastAsia="Batang" w:hAnsi="Arial" w:cs="Arial"/>
+          <w:sz w:val="14"/>
+          <w:szCs w:val="14"/>
+          <w:lang w:val="es-MX"/>
+        </w:rPr>
+        <w:t>que quedaron descritos en el instrumento que se relaciona, mismos datos que se tienen aquí por reproducidos como si a la letra se insertasen</w:t>
+      </w:r>
+      <w:r>
+        <w:rPr>
+          <w:rFonts w:ascii="Arial" w:eastAsia="Batang" w:hAnsi="Arial" w:cs="Arial"/>
+          <w:sz w:val="14"/>
+          <w:szCs w:val="14"/>
+          <w:lang w:val="es-MX"/>
+        </w:rPr>
+        <w:t>.</w:t>
+      </w:r>
+      <w:r>
+        <w:rPr>
+          <w:rFonts w:ascii="Arial" w:eastAsia="Batang" w:hAnsi="Arial" w:cs="Arial"/>
+          <w:sz w:val="14"/>
+          <w:szCs w:val="14"/>
+          <w:lang w:val="es-MX"/>
+        </w:rPr>
+        <w:tab/>
       </w:r>
     </w:p>
     <w:p>
@@ -1986,42 +2674,48 @@
         <w:spacing w:line="360" w:lineRule="auto"/>
         <w:jc w:val="both"/>
         <w:rPr>
-          <w:rFonts w:ascii="Arial" w:eastAsia="Batang" w:hAnsi="Arial" w:cs="Arial"/>
-          <w:sz w:val="14"/>
-          <w:szCs w:val="14"/>
-          <w:lang w:val="es-MX"/>
-        </w:rPr>
-      </w:pPr>
-      <w:r>
-        <w:rPr>
-          <w:rFonts w:ascii="Arial" w:eastAsia="Batang" w:hAnsi="Arial" w:cs="Arial"/>
-          <w:b/>
-          <w:bCs/>
-          <w:iCs/>
-          <w:sz w:val="14"/>
-          <w:szCs w:val="14"/>
-          <w:lang w:val="es-MX"/>
-        </w:rPr>
-        <w:t>, MONEDA NACIONAL)</w:t>
-      </w:r>
-      <w:r>
-        <w:rPr>
-          <w:rFonts w:ascii="Arial" w:eastAsia="Batang" w:hAnsi="Arial" w:cs="Arial"/>
-          <w:b/>
-          <w:bCs/>
-          <w:iCs/>
-          <w:sz w:val="14"/>
-          <w:szCs w:val="14"/>
-          <w:lang w:val="es-MX"/>
-        </w:rPr>
-        <w:t>,</w:t>
-      </w:r>
-      <w:r>
-        <w:rPr>
-          <w:rFonts w:ascii="Arial" w:eastAsia="Batang" w:hAnsi="Arial" w:cs="Arial"/>
-          <w:b/>
-          <w:bCs/>
-          <w:iCs/>
+          <w:rFonts w:ascii="Arial" w:hAnsi="Arial" w:cs="Arial"/>
+          <w:b/>
+          <w:bCs/>
+          <w:sz w:val="14"/>
+          <w:szCs w:val="14"/>
+          <w:lang w:val="es-MX"/>
+        </w:rPr>
+      </w:pPr>
+      <w:r>
+        <w:rPr>
+          <w:rFonts w:ascii="Arial" w:hAnsi="Arial" w:cs="Arial"/>
+          <w:b/>
+          <w:sz w:val="14"/>
+          <w:szCs w:val="14"/>
+          <w:lang w:val="es-MX"/>
+        </w:rPr>
+        <w:t xml:space="preserve">-------- DATOS DE </w:t>
+      </w:r>
+      <w:proofErr w:type="gramStart"/>
+      <w:r>
+        <w:rPr>
+          <w:rFonts w:ascii="Arial" w:hAnsi="Arial" w:cs="Arial"/>
+          <w:b/>
+          <w:sz w:val="14"/>
+          <w:szCs w:val="14"/>
+          <w:lang w:val="es-MX"/>
+        </w:rPr>
+        <w:t>REGISTRO</w:t>
+      </w:r>
+      <w:r>
+        <w:rPr>
+          <w:rFonts w:ascii="Arial" w:hAnsi="Arial" w:cs="Arial"/>
+          <w:sz w:val="14"/>
+          <w:szCs w:val="14"/>
+          <w:lang w:val="es-MX"/>
+        </w:rPr>
+        <w:t>.-</w:t>
+      </w:r>
+      <w:proofErr w:type="gramEnd"/>
+      <w:r>
+        <w:rPr>
+          <w:rFonts w:ascii="Arial" w:hAnsi="Arial" w:cs="Arial"/>
           <w:sz w:val="14"/>
           <w:szCs w:val="14"/>
           <w:lang w:val="es-MX"/>
@@ -2030,43 +2724,171 @@
       </w:r>
       <w:r>
         <w:rPr>
-          <w:rFonts w:ascii="Arial" w:eastAsia="Batang" w:hAnsi="Arial" w:cs="Arial"/>
-          <w:sz w:val="14"/>
-          <w:szCs w:val="14"/>
-          <w:lang w:val="es-MX"/>
-        </w:rPr>
-        <w:t xml:space="preserve">con los intereses y demás </w:t>
-      </w:r>
-      <w:r>
-        <w:rPr>
-          <w:rFonts w:ascii="Arial" w:eastAsia="Batang" w:hAnsi="Arial" w:cs="Arial"/>
-          <w:sz w:val="14"/>
-          <w:szCs w:val="14"/>
-          <w:lang w:val="es-MX"/>
-        </w:rPr>
-        <w:t xml:space="preserve">accesorios legales </w:t>
-      </w:r>
-      <w:r>
-        <w:rPr>
-          <w:rFonts w:ascii="Arial" w:eastAsia="Batang" w:hAnsi="Arial" w:cs="Arial"/>
-          <w:sz w:val="14"/>
-          <w:szCs w:val="14"/>
-          <w:lang w:val="es-MX"/>
-        </w:rPr>
-        <w:t>ahí precisado</w:t>
-      </w:r>
-      <w:r>
-        <w:rPr>
-          <w:rFonts w:ascii="Arial" w:eastAsia="Batang" w:hAnsi="Arial" w:cs="Arial"/>
-          <w:sz w:val="14"/>
-          <w:szCs w:val="14"/>
-          <w:lang w:val="es-MX"/>
-        </w:rPr>
-        <w:t>s.</w:t>
-      </w:r>
-      <w:r>
-        <w:rPr>
-          <w:rFonts w:ascii="Arial" w:eastAsia="Batang" w:hAnsi="Arial" w:cs="Arial"/>
+          <w:rFonts w:ascii="Arial" w:hAnsi="Arial" w:cs="Arial"/>
+          <w:sz w:val="14"/>
+          <w:szCs w:val="14"/>
+          <w:lang w:val="es-MX"/>
+        </w:rPr>
+        <w:t xml:space="preserve">El instrumento antes relacionado se encuentra inscrito en el Registro Público de la Propiedad y de Comercio de la Ciudad de México, en el Folio Real número </w:t>
+      </w:r>
+      <w:proofErr w:type="gramStart"/>
+      <w:r>
+        <w:rPr>
+          <w:rFonts w:ascii="Arial" w:hAnsi="Arial" w:cs="Arial"/>
+          <w:b/>
+          <w:bCs/>
+          <w:sz w:val="14"/>
+          <w:szCs w:val="14"/>
+          <w:lang w:val="es-MX"/>
+        </w:rPr>
+        <w:t xml:space="preserve">{{ </w:t>
+      </w:r>
+      <w:proofErr w:type="spellStart"/>
+      <w:r>
+        <w:rPr>
+          <w:rFonts w:ascii="Arial" w:hAnsi="Arial" w:cs="Arial"/>
+          <w:b/>
+          <w:bCs/>
+          <w:sz w:val="14"/>
+          <w:szCs w:val="14"/>
+          <w:lang w:val="es-MX"/>
+        </w:rPr>
+        <w:t>folio</w:t>
+      </w:r>
+      <w:proofErr w:type="gramEnd"/>
+      <w:r>
+        <w:rPr>
+          <w:rFonts w:ascii="Arial" w:hAnsi="Arial" w:cs="Arial"/>
+          <w:b/>
+          <w:bCs/>
+          <w:sz w:val="14"/>
+          <w:szCs w:val="14"/>
+          <w:lang w:val="es-MX"/>
+        </w:rPr>
+        <w:t>_</w:t>
+      </w:r>
+      <w:proofErr w:type="gramStart"/>
+      <w:r>
+        <w:rPr>
+          <w:rFonts w:ascii="Arial" w:hAnsi="Arial" w:cs="Arial"/>
+          <w:b/>
+          <w:bCs/>
+          <w:sz w:val="14"/>
+          <w:szCs w:val="14"/>
+          <w:lang w:val="es-MX"/>
+        </w:rPr>
+        <w:t>real</w:t>
+      </w:r>
+      <w:proofErr w:type="spellEnd"/>
+      <w:r>
+        <w:rPr>
+          <w:rFonts w:ascii="Arial" w:hAnsi="Arial" w:cs="Arial"/>
+          <w:b/>
+          <w:bCs/>
+          <w:sz w:val="14"/>
+          <w:szCs w:val="14"/>
+          <w:lang w:val="es-MX"/>
+        </w:rPr>
+        <w:t xml:space="preserve"> }</w:t>
+      </w:r>
+      <w:proofErr w:type="gramEnd"/>
+      <w:r>
+        <w:rPr>
+          <w:rFonts w:ascii="Arial" w:hAnsi="Arial" w:cs="Arial"/>
+          <w:b/>
+          <w:bCs/>
+          <w:sz w:val="14"/>
+          <w:szCs w:val="14"/>
+          <w:lang w:val="es-MX"/>
+        </w:rPr>
+        <w:t>}</w:t>
+      </w:r>
+      <w:r>
+        <w:rPr>
+          <w:rFonts w:ascii="Arial" w:hAnsi="Arial" w:cs="Arial"/>
+          <w:b/>
+          <w:bCs/>
+          <w:sz w:val="14"/>
+          <w:szCs w:val="14"/>
+          <w:lang w:val="es-MX"/>
+        </w:rPr>
+        <w:t xml:space="preserve">, Auxiliar </w:t>
+      </w:r>
+      <w:proofErr w:type="gramStart"/>
+      <w:r>
+        <w:rPr>
+          <w:rFonts w:ascii="Arial" w:hAnsi="Arial" w:cs="Arial"/>
+          <w:b/>
+          <w:bCs/>
+          <w:sz w:val="14"/>
+          <w:szCs w:val="14"/>
+          <w:lang w:val="es-MX"/>
+        </w:rPr>
+        <w:t>“    ”</w:t>
+      </w:r>
+      <w:proofErr w:type="gramEnd"/>
+      <w:r>
+        <w:rPr>
+          <w:rFonts w:ascii="Arial" w:hAnsi="Arial" w:cs="Arial"/>
+          <w:b/>
+          <w:bCs/>
+          <w:sz w:val="14"/>
+          <w:szCs w:val="14"/>
+          <w:lang w:val="es-MX"/>
+        </w:rPr>
+        <w:t xml:space="preserve"> </w:t>
+      </w:r>
+      <w:proofErr w:type="gramStart"/>
+      <w:r>
+        <w:rPr>
+          <w:rFonts w:ascii="Arial" w:hAnsi="Arial" w:cs="Arial"/>
+          <w:b/>
+          <w:bCs/>
+          <w:sz w:val="14"/>
+          <w:szCs w:val="14"/>
+          <w:lang w:val="es-MX"/>
+        </w:rPr>
+        <w:t xml:space="preserve">(  </w:t>
+      </w:r>
+      <w:proofErr w:type="gramEnd"/>
+      <w:r>
+        <w:rPr>
+          <w:rFonts w:ascii="Arial" w:hAnsi="Arial" w:cs="Arial"/>
+          <w:b/>
+          <w:bCs/>
+          <w:sz w:val="14"/>
+          <w:szCs w:val="14"/>
+          <w:lang w:val="es-MX"/>
+        </w:rPr>
+        <w:t xml:space="preserve">   </w:t>
+      </w:r>
+      <w:proofErr w:type="gramStart"/>
+      <w:r>
+        <w:rPr>
+          <w:rFonts w:ascii="Arial" w:hAnsi="Arial" w:cs="Arial"/>
+          <w:b/>
+          <w:bCs/>
+          <w:sz w:val="14"/>
+          <w:szCs w:val="14"/>
+          <w:lang w:val="es-MX"/>
+        </w:rPr>
+        <w:t xml:space="preserve">  )</w:t>
+      </w:r>
+      <w:proofErr w:type="gramEnd"/>
+      <w:r>
+        <w:rPr>
+          <w:rFonts w:ascii="Arial" w:hAnsi="Arial" w:cs="Arial"/>
+          <w:b/>
+          <w:bCs/>
+          <w:sz w:val="14"/>
+          <w:szCs w:val="14"/>
+          <w:lang w:val="es-MX"/>
+        </w:rPr>
+        <w:t>.</w:t>
+      </w:r>
+      <w:r>
+        <w:rPr>
+          <w:rFonts w:ascii="Arial" w:hAnsi="Arial" w:cs="Arial"/>
           <w:sz w:val="14"/>
           <w:szCs w:val="14"/>
           <w:lang w:val="es-MX"/>
@@ -2076,7 +2898,6 @@
     </w:p>
     <w:p>
       <w:pPr>
-        <w:pStyle w:val="Sinespaciado"/>
         <w:tabs>
           <w:tab w:val="left" w:leader="hyphen" w:pos="709"/>
           <w:tab w:val="right" w:leader="hyphen" w:pos="9072"/>
@@ -2085,971 +2906,311 @@
         <w:spacing w:line="360" w:lineRule="auto"/>
         <w:jc w:val="both"/>
         <w:rPr>
-          <w:rFonts w:ascii="Arial" w:eastAsia="Batang" w:hAnsi="Arial" w:cs="Arial"/>
-          <w:sz w:val="14"/>
-          <w:szCs w:val="14"/>
-          <w:lang w:val="es-MX"/>
-        </w:rPr>
-      </w:pPr>
-      <w:r>
-        <w:rPr>
-          <w:rFonts w:ascii="Arial" w:hAnsi="Arial" w:cs="Arial"/>
-          <w:b/>
-          <w:sz w:val="14"/>
-          <w:szCs w:val="14"/>
-          <w:lang w:val="es-MX"/>
+          <w:rFonts w:ascii="Arial" w:hAnsi="Arial" w:cs="Arial"/>
+          <w:sz w:val="14"/>
+          <w:szCs w:val="14"/>
+        </w:rPr>
+      </w:pPr>
+      <w:r>
+        <w:rPr>
+          <w:rFonts w:ascii="Arial" w:hAnsi="Arial" w:cs="Arial"/>
+          <w:b/>
+          <w:sz w:val="14"/>
+          <w:szCs w:val="14"/>
         </w:rPr>
         <w:t xml:space="preserve">-------- </w:t>
       </w:r>
       <w:r>
         <w:rPr>
-          <w:rFonts w:ascii="Arial" w:eastAsia="Batang" w:hAnsi="Arial" w:cs="Arial"/>
-          <w:sz w:val="14"/>
-          <w:szCs w:val="14"/>
-          <w:lang w:val="es-MX"/>
-        </w:rPr>
-        <w:t>P</w:t>
-      </w:r>
-      <w:r>
-        <w:rPr>
-          <w:rFonts w:ascii="Arial" w:eastAsia="Batang" w:hAnsi="Arial" w:cs="Arial"/>
-          <w:sz w:val="14"/>
-          <w:szCs w:val="14"/>
-          <w:lang w:val="es-MX"/>
-        </w:rPr>
-        <w:t xml:space="preserve">ara garantizar el puntual y preferente pago del adeudo, </w:t>
-      </w:r>
-      <w:r>
-        <w:rPr>
-          <w:rFonts w:ascii="Arial" w:hAnsi="Arial" w:cs="Arial"/>
-          <w:b/>
-          <w:bCs/>
-          <w:sz w:val="14"/>
-          <w:szCs w:val="14"/>
-          <w:lang w:val="es-MX"/>
-        </w:rPr>
-        <w:t>“LA ACREDITADA”</w:t>
-      </w:r>
-      <w:r>
-        <w:rPr>
-          <w:rFonts w:ascii="Arial" w:hAnsi="Arial" w:cs="Arial"/>
-          <w:b/>
-          <w:bCs/>
-          <w:sz w:val="14"/>
-          <w:szCs w:val="14"/>
-          <w:lang w:val="es-MX"/>
+          <w:rFonts w:ascii="Arial" w:hAnsi="Arial" w:cs="Arial"/>
+          <w:b/>
+          <w:sz w:val="14"/>
+          <w:szCs w:val="14"/>
+        </w:rPr>
+        <w:t xml:space="preserve">II.- CARTA DE INSTRUCCIÓN DE CANCELACIÓN DE HIPOTECA.- </w:t>
+      </w:r>
+      <w:r>
+        <w:rPr>
+          <w:rFonts w:ascii="Arial" w:hAnsi="Arial" w:cs="Arial"/>
+          <w:sz w:val="14"/>
+          <w:szCs w:val="14"/>
+        </w:rPr>
+        <w:t>Con fecha</w:t>
+      </w:r>
+      <w:r>
+        <w:rPr>
+          <w:rFonts w:ascii="Arial" w:hAnsi="Arial" w:cs="Arial"/>
+          <w:sz w:val="14"/>
+          <w:szCs w:val="14"/>
+        </w:rPr>
+        <w:t xml:space="preserve"> </w:t>
+      </w:r>
+      <w:r>
+        <w:rPr>
+          <w:rFonts w:ascii="Arial" w:hAnsi="Arial" w:cs="Arial"/>
+          <w:sz w:val="14"/>
+          <w:szCs w:val="14"/>
+        </w:rPr>
+        <w:t xml:space="preserve">{{ </w:t>
+      </w:r>
+      <w:proofErr w:type="spellStart"/>
+      <w:r>
+        <w:rPr>
+          <w:rFonts w:ascii="Arial" w:hAnsi="Arial" w:cs="Arial"/>
+          <w:sz w:val="14"/>
+          <w:szCs w:val="14"/>
+        </w:rPr>
+        <w:t>fecha_expedicion</w:t>
+      </w:r>
+      <w:proofErr w:type="spellEnd"/>
+      <w:r>
+        <w:rPr>
+          <w:rFonts w:ascii="Arial" w:hAnsi="Arial" w:cs="Arial"/>
+          <w:sz w:val="14"/>
+          <w:szCs w:val="14"/>
+        </w:rPr>
+        <w:t xml:space="preserve"> }}</w:t>
+      </w:r>
+      <w:r>
+        <w:rPr>
+          <w:rFonts w:ascii="Arial" w:hAnsi="Arial" w:cs="Arial"/>
+          <w:sz w:val="14"/>
+          <w:szCs w:val="14"/>
+        </w:rPr>
+        <w:t xml:space="preserve">, el </w:t>
+      </w:r>
+      <w:r>
+        <w:rPr>
+          <w:rFonts w:ascii="Arial" w:hAnsi="Arial" w:cs="Arial"/>
+          <w:b/>
+          <w:sz w:val="14"/>
+          <w:szCs w:val="14"/>
+        </w:rPr>
+        <w:t xml:space="preserve">INSTITUTO DEL FONDO NACIONAL DE LA VIVIENDA PARA LOS TRABAJADORES, </w:t>
+      </w:r>
+      <w:r>
+        <w:rPr>
+          <w:rFonts w:ascii="Arial" w:hAnsi="Arial" w:cs="Arial"/>
+          <w:sz w:val="14"/>
+          <w:szCs w:val="14"/>
+        </w:rPr>
+        <w:t>giró carta</w:t>
+      </w:r>
+      <w:r>
+        <w:rPr>
+          <w:rFonts w:ascii="Arial" w:hAnsi="Arial" w:cs="Arial"/>
+          <w:sz w:val="14"/>
+          <w:szCs w:val="14"/>
+        </w:rPr>
+        <w:t xml:space="preserve"> de instrucción de cancelación de hipoteca con</w:t>
+      </w:r>
+      <w:r>
+        <w:rPr>
+          <w:rFonts w:ascii="Arial" w:hAnsi="Arial" w:cs="Arial"/>
+          <w:sz w:val="14"/>
+          <w:szCs w:val="14"/>
+        </w:rPr>
+        <w:t xml:space="preserve"> número </w:t>
+      </w:r>
+      <w:r>
+        <w:rPr>
+          <w:rFonts w:ascii="Arial" w:hAnsi="Arial" w:cs="Arial"/>
+          <w:sz w:val="14"/>
+          <w:szCs w:val="14"/>
+        </w:rPr>
+        <w:t xml:space="preserve">{{ </w:t>
+      </w:r>
+      <w:proofErr w:type="spellStart"/>
+      <w:r>
+        <w:rPr>
+          <w:rFonts w:ascii="Arial" w:hAnsi="Arial" w:cs="Arial"/>
+          <w:sz w:val="14"/>
+          <w:szCs w:val="14"/>
+        </w:rPr>
+        <w:t>numero_carta</w:t>
+      </w:r>
+      <w:proofErr w:type="spellEnd"/>
+      <w:r>
+        <w:rPr>
+          <w:rFonts w:ascii="Arial" w:hAnsi="Arial" w:cs="Arial"/>
+          <w:sz w:val="14"/>
+          <w:szCs w:val="14"/>
+        </w:rPr>
+        <w:t xml:space="preserve"> }}</w:t>
+      </w:r>
+      <w:r>
+        <w:rPr>
+          <w:rFonts w:ascii="Arial" w:hAnsi="Arial" w:cs="Arial"/>
+          <w:sz w:val="14"/>
+          <w:szCs w:val="14"/>
         </w:rPr>
         <w:t>,</w:t>
       </w:r>
       <w:r>
         <w:rPr>
-          <w:rFonts w:ascii="Arial" w:eastAsia="Batang" w:hAnsi="Arial" w:cs="Arial"/>
-          <w:b/>
-          <w:sz w:val="14"/>
-          <w:szCs w:val="14"/>
-          <w:lang w:val="es-MX"/>
+          <w:rFonts w:ascii="Arial" w:hAnsi="Arial" w:cs="Arial"/>
+          <w:sz w:val="14"/>
+          <w:szCs w:val="14"/>
         </w:rPr>
         <w:t xml:space="preserve"> </w:t>
       </w:r>
       <w:r>
         <w:rPr>
-          <w:rFonts w:ascii="Arial" w:eastAsia="Batang" w:hAnsi="Arial" w:cs="Arial"/>
-          <w:sz w:val="14"/>
-          <w:szCs w:val="14"/>
-          <w:lang w:val="es-MX"/>
-        </w:rPr>
-        <w:t xml:space="preserve">con el consentimiento de su cónyuge </w:t>
-      </w:r>
-      <w:r>
-        <w:rPr>
-          <w:rFonts w:ascii="Arial" w:eastAsia="Batang" w:hAnsi="Arial" w:cs="Arial"/>
-          <w:sz w:val="14"/>
-          <w:szCs w:val="14"/>
-          <w:lang w:val="es-MX"/>
-        </w:rPr>
-        <w:t>el</w:t>
-      </w:r>
-      <w:r>
-        <w:rPr>
-          <w:rFonts w:ascii="Arial" w:eastAsia="Batang" w:hAnsi="Arial" w:cs="Arial"/>
-          <w:sz w:val="14"/>
-          <w:szCs w:val="14"/>
-          <w:lang w:val="es-MX"/>
-        </w:rPr>
-        <w:t xml:space="preserve"> seño</w:t>
-      </w:r>
-      <w:r>
-        <w:rPr>
-          <w:rFonts w:ascii="Arial" w:eastAsia="Batang" w:hAnsi="Arial" w:cs="Arial"/>
-          <w:sz w:val="14"/>
-          <w:szCs w:val="14"/>
-          <w:lang w:val="es-MX"/>
-        </w:rPr>
-        <w:t>r</w:t>
-      </w:r>
-      <w:r>
-        <w:rPr>
-          <w:rFonts w:ascii="Arial" w:eastAsia="Batang" w:hAnsi="Arial" w:cs="Arial"/>
-          <w:sz w:val="14"/>
-          <w:szCs w:val="14"/>
-          <w:lang w:val="es-MX"/>
+          <w:rFonts w:ascii="Arial" w:hAnsi="Arial" w:cs="Arial"/>
+          <w:sz w:val="14"/>
+          <w:szCs w:val="14"/>
+        </w:rPr>
+        <w:t xml:space="preserve">al suscrito Notario para la realización del </w:t>
+      </w:r>
+      <w:r>
+        <w:rPr>
+          <w:rFonts w:ascii="Arial" w:hAnsi="Arial" w:cs="Arial"/>
+          <w:sz w:val="14"/>
+          <w:szCs w:val="14"/>
+        </w:rPr>
+        <w:t xml:space="preserve">presente </w:t>
+      </w:r>
+      <w:r>
+        <w:rPr>
+          <w:rFonts w:ascii="Arial" w:hAnsi="Arial" w:cs="Arial"/>
+          <w:sz w:val="14"/>
+          <w:szCs w:val="14"/>
+        </w:rPr>
+        <w:t xml:space="preserve">instrumento </w:t>
+      </w:r>
+      <w:r>
+        <w:rPr>
+          <w:rFonts w:ascii="Arial" w:hAnsi="Arial" w:cs="Arial"/>
+          <w:sz w:val="14"/>
+          <w:szCs w:val="14"/>
+        </w:rPr>
+        <w:t>en donde se men</w:t>
+      </w:r>
+      <w:r>
+        <w:rPr>
+          <w:rFonts w:ascii="Arial" w:hAnsi="Arial" w:cs="Arial"/>
+          <w:sz w:val="14"/>
+          <w:szCs w:val="14"/>
+        </w:rPr>
+        <w:t>ciona que el crédito relacionado</w:t>
+      </w:r>
+      <w:r>
+        <w:rPr>
+          <w:rFonts w:ascii="Arial" w:hAnsi="Arial" w:cs="Arial"/>
+          <w:sz w:val="14"/>
+          <w:szCs w:val="14"/>
         </w:rPr>
         <w:t xml:space="preserve"> </w:t>
       </w:r>
       <w:r>
         <w:rPr>
-          <w:rFonts w:ascii="Arial" w:eastAsia="Batang" w:hAnsi="Arial" w:cs="Arial"/>
-          <w:sz w:val="14"/>
-          <w:szCs w:val="14"/>
-          <w:highlight w:val="yellow"/>
-          <w:lang w:val="es-MX"/>
-        </w:rPr>
-        <w:t>Edgar Arturo Mendez Mendoza</w:t>
-      </w:r>
-      <w:r>
-        <w:rPr>
-          <w:rFonts w:ascii="Arial" w:eastAsia="Batang" w:hAnsi="Arial" w:cs="Arial"/>
-          <w:sz w:val="14"/>
-          <w:szCs w:val="14"/>
-          <w:lang w:val="es-MX"/>
-        </w:rPr>
-        <w:t>,</w:t>
-      </w:r>
-      <w:r>
-        <w:rPr>
-          <w:rFonts w:ascii="Arial" w:eastAsia="Batang" w:hAnsi="Arial" w:cs="Arial"/>
-          <w:sz w:val="14"/>
-          <w:szCs w:val="14"/>
-          <w:lang w:val="es-MX"/>
+          <w:rFonts w:ascii="Arial" w:hAnsi="Arial" w:cs="Arial"/>
+          <w:bCs/>
+          <w:sz w:val="14"/>
+          <w:szCs w:val="14"/>
+        </w:rPr>
+        <w:t>en el antecedente uno romano</w:t>
+      </w:r>
+      <w:r>
+        <w:rPr>
+          <w:rFonts w:ascii="Arial" w:hAnsi="Arial" w:cs="Arial"/>
+          <w:b/>
+          <w:bCs/>
+          <w:sz w:val="14"/>
+          <w:szCs w:val="14"/>
         </w:rPr>
         <w:t xml:space="preserve"> </w:t>
       </w:r>
       <w:r>
         <w:rPr>
-          <w:rFonts w:ascii="Arial" w:eastAsia="Batang" w:hAnsi="Arial" w:cs="Arial"/>
-          <w:sz w:val="14"/>
-          <w:szCs w:val="14"/>
-          <w:lang w:val="es-MX"/>
-        </w:rPr>
-        <w:t>constituy</w:t>
-      </w:r>
-      <w:r>
-        <w:rPr>
-          <w:rFonts w:ascii="Arial" w:eastAsia="Batang" w:hAnsi="Arial" w:cs="Arial"/>
-          <w:sz w:val="14"/>
-          <w:szCs w:val="14"/>
-          <w:lang w:val="es-MX"/>
-        </w:rPr>
-        <w:t>ó</w:t>
-      </w:r>
-      <w:r>
-        <w:rPr>
-          <w:rFonts w:ascii="Arial" w:eastAsia="Batang" w:hAnsi="Arial" w:cs="Arial"/>
-          <w:sz w:val="14"/>
-          <w:szCs w:val="14"/>
-          <w:lang w:val="es-MX"/>
+          <w:rFonts w:ascii="Arial" w:hAnsi="Arial" w:cs="Arial"/>
+          <w:bCs/>
+          <w:sz w:val="14"/>
+          <w:szCs w:val="14"/>
+        </w:rPr>
+        <w:t xml:space="preserve">de este instrumento, </w:t>
+      </w:r>
+      <w:r>
+        <w:rPr>
+          <w:rFonts w:ascii="Arial" w:hAnsi="Arial" w:cs="Arial"/>
+          <w:sz w:val="14"/>
+          <w:szCs w:val="14"/>
+        </w:rPr>
+        <w:t xml:space="preserve">no presenta saldo </w:t>
+      </w:r>
+      <w:r>
+        <w:rPr>
+          <w:rFonts w:ascii="Arial" w:hAnsi="Arial" w:cs="Arial"/>
+          <w:sz w:val="14"/>
+          <w:szCs w:val="14"/>
+        </w:rPr>
+        <w:t>deudor</w:t>
+      </w:r>
+      <w:r>
+        <w:rPr>
+          <w:rFonts w:ascii="Arial" w:hAnsi="Arial" w:cs="Arial"/>
+          <w:sz w:val="14"/>
+          <w:szCs w:val="14"/>
+        </w:rPr>
+        <w:t xml:space="preserve"> ante </w:t>
+      </w:r>
+      <w:r>
+        <w:rPr>
+          <w:rFonts w:ascii="Arial" w:hAnsi="Arial" w:cs="Arial"/>
+          <w:sz w:val="14"/>
+          <w:szCs w:val="14"/>
+        </w:rPr>
+        <w:t>dicho</w:t>
+      </w:r>
+      <w:r>
+        <w:rPr>
+          <w:rFonts w:ascii="Arial" w:hAnsi="Arial" w:cs="Arial"/>
+          <w:sz w:val="14"/>
+          <w:szCs w:val="14"/>
+        </w:rPr>
+        <w:t xml:space="preserve"> instituto </w:t>
+      </w:r>
+      <w:r>
+        <w:rPr>
+          <w:rFonts w:ascii="Arial" w:hAnsi="Arial" w:cs="Arial"/>
+          <w:sz w:val="14"/>
+          <w:szCs w:val="14"/>
+        </w:rPr>
+        <w:t>a partir del día</w:t>
+      </w:r>
+      <w:r>
+        <w:rPr>
+          <w:rFonts w:ascii="Arial" w:hAnsi="Arial" w:cs="Arial"/>
+          <w:sz w:val="14"/>
+          <w:szCs w:val="14"/>
         </w:rPr>
         <w:t xml:space="preserve"> </w:t>
       </w:r>
       <w:r>
         <w:rPr>
-          <w:rFonts w:ascii="Arial" w:eastAsia="Batang" w:hAnsi="Arial" w:cs="Arial"/>
-          <w:sz w:val="14"/>
-          <w:szCs w:val="14"/>
-          <w:lang w:val="es-MX"/>
-        </w:rPr>
-        <w:t>hipoteca en primer</w:t>
-      </w:r>
-      <w:r>
-        <w:rPr>
-          <w:rFonts w:ascii="Arial" w:eastAsia="Batang" w:hAnsi="Arial" w:cs="Arial"/>
-          <w:sz w:val="14"/>
-          <w:szCs w:val="14"/>
-          <w:lang w:val="es-MX"/>
-        </w:rPr>
-        <w:t xml:space="preserve"> lugar y </w:t>
-      </w:r>
-      <w:r>
-        <w:rPr>
-          <w:rFonts w:ascii="Arial" w:eastAsia="Batang" w:hAnsi="Arial" w:cs="Arial"/>
-          <w:sz w:val="14"/>
-          <w:szCs w:val="14"/>
-          <w:lang w:val="es-MX"/>
-        </w:rPr>
-        <w:t xml:space="preserve">grado, </w:t>
-      </w:r>
-      <w:r>
-        <w:rPr>
-          <w:rFonts w:ascii="Arial" w:eastAsia="Batang" w:hAnsi="Arial" w:cs="Arial"/>
-          <w:sz w:val="14"/>
-          <w:szCs w:val="14"/>
-          <w:lang w:val="es-MX"/>
-        </w:rPr>
-        <w:t>a</w:t>
-      </w:r>
-      <w:r>
-        <w:rPr>
-          <w:rFonts w:ascii="Arial" w:eastAsia="Batang" w:hAnsi="Arial" w:cs="Arial"/>
-          <w:sz w:val="14"/>
-          <w:szCs w:val="14"/>
-          <w:lang w:val="es-MX"/>
-        </w:rPr>
-        <w:t xml:space="preserve"> favor del </w:t>
-      </w:r>
-      <w:r>
-        <w:rPr>
-          <w:rFonts w:ascii="Arial" w:eastAsia="Batang" w:hAnsi="Arial" w:cs="Arial"/>
-          <w:b/>
-          <w:sz w:val="14"/>
-          <w:szCs w:val="14"/>
-          <w:lang w:val="es-MX"/>
-        </w:rPr>
-        <w:t>INSTITUTO DEL FONDO NACIONAL DE LA VIVIENDA PARA LOS TRABAJADORES</w:t>
-      </w:r>
-      <w:r>
-        <w:rPr>
-          <w:rFonts w:ascii="Arial" w:eastAsia="Batang" w:hAnsi="Arial" w:cs="Arial"/>
-          <w:bCs/>
-          <w:sz w:val="14"/>
-          <w:szCs w:val="14"/>
-          <w:lang w:val="es-MX"/>
-        </w:rPr>
-        <w:t>,</w:t>
-      </w:r>
-      <w:r>
-        <w:rPr>
-          <w:rFonts w:ascii="Arial" w:eastAsia="Batang" w:hAnsi="Arial" w:cs="Arial"/>
-          <w:sz w:val="14"/>
-          <w:szCs w:val="14"/>
-          <w:lang w:val="es-MX"/>
-        </w:rPr>
-        <w:t xml:space="preserve"> </w:t>
-      </w:r>
-      <w:r>
-        <w:rPr>
-          <w:rFonts w:ascii="Arial" w:eastAsia="Batang" w:hAnsi="Arial" w:cs="Arial"/>
-          <w:sz w:val="14"/>
-          <w:szCs w:val="14"/>
-          <w:lang w:val="es-MX"/>
-        </w:rPr>
-        <w:t>sobre</w:t>
-      </w:r>
-      <w:r>
-        <w:rPr>
-          <w:rFonts w:ascii="Arial" w:eastAsia="Batang" w:hAnsi="Arial" w:cs="Arial"/>
-          <w:sz w:val="14"/>
-          <w:szCs w:val="14"/>
-          <w:lang w:val="es-MX"/>
-        </w:rPr>
-        <w:t xml:space="preserve"> </w:t>
-      </w:r>
-    </w:p>
-    <w:p>
-      <w:pPr>
-        <w:pStyle w:val="Sinespaciado"/>
-        <w:tabs>
-          <w:tab w:val="left" w:leader="hyphen" w:pos="709"/>
-          <w:tab w:val="right" w:leader="hyphen" w:pos="9072"/>
-          <w:tab w:val="right" w:leader="hyphen" w:pos="9129"/>
-        </w:tabs>
-        <w:spacing w:line="360" w:lineRule="auto"/>
-        <w:jc w:val="both"/>
-        <w:rPr>
-          <w:rFonts w:ascii="Arial" w:eastAsia="Batang" w:hAnsi="Arial" w:cs="Arial"/>
-          <w:sz w:val="14"/>
-          <w:szCs w:val="14"/>
-          <w:lang w:val="es-MX"/>
-        </w:rPr>
-      </w:pPr>
-    </w:p>
-    <w:p>
-      <w:pPr>
-        <w:pStyle w:val="Sinespaciado"/>
-        <w:tabs>
-          <w:tab w:val="left" w:leader="hyphen" w:pos="709"/>
-          <w:tab w:val="right" w:leader="hyphen" w:pos="9072"/>
-          <w:tab w:val="right" w:leader="hyphen" w:pos="9129"/>
-        </w:tabs>
-        <w:spacing w:line="360" w:lineRule="auto"/>
-        <w:jc w:val="both"/>
-        <w:rPr>
-          <w:rFonts w:ascii="Arial" w:eastAsia="Batang" w:hAnsi="Arial" w:cs="Arial"/>
-          <w:sz w:val="14"/>
-          <w:szCs w:val="14"/>
-          <w:lang w:val="es-MX"/>
-        </w:rPr>
-      </w:pPr>
-      <w:r>
-        <w:rPr>
-          <w:rFonts w:ascii="Arial" w:eastAsia="Batang" w:hAnsi="Arial" w:cs="Arial"/>
-          <w:sz w:val="14"/>
-          <w:szCs w:val="14"/>
-          <w:lang w:val="es-MX"/>
-        </w:rPr>
-        <w:t>con la superficie, medidas</w:t>
-      </w:r>
-      <w:r>
-        <w:rPr>
-          <w:rFonts w:ascii="Arial" w:eastAsia="Batang" w:hAnsi="Arial" w:cs="Arial"/>
-          <w:sz w:val="14"/>
-          <w:szCs w:val="14"/>
-          <w:lang w:val="es-MX"/>
-        </w:rPr>
-        <w:t>,</w:t>
-      </w:r>
-      <w:r>
-        <w:rPr>
-          <w:rFonts w:ascii="Arial" w:eastAsia="Batang" w:hAnsi="Arial" w:cs="Arial"/>
-          <w:sz w:val="14"/>
-          <w:szCs w:val="14"/>
-          <w:lang w:val="es-MX"/>
-        </w:rPr>
-        <w:t xml:space="preserve"> colindancias</w:t>
-      </w:r>
-      <w:r>
-        <w:rPr>
-          <w:rFonts w:ascii="Arial" w:eastAsia="Batang" w:hAnsi="Arial" w:cs="Arial"/>
-          <w:sz w:val="14"/>
-          <w:szCs w:val="14"/>
-          <w:lang w:val="es-MX"/>
-        </w:rPr>
-        <w:t xml:space="preserve"> e</w:t>
-      </w:r>
-      <w:r>
-        <w:rPr>
-          <w:rFonts w:ascii="Arial" w:eastAsia="Batang" w:hAnsi="Arial" w:cs="Arial"/>
-          <w:sz w:val="14"/>
-          <w:szCs w:val="14"/>
-          <w:lang w:val="es-MX"/>
-        </w:rPr>
-        <w:t xml:space="preserve"> </w:t>
-      </w:r>
-      <w:r>
-        <w:rPr>
-          <w:rFonts w:ascii="Arial" w:eastAsia="Batang" w:hAnsi="Arial" w:cs="Arial"/>
-          <w:sz w:val="14"/>
-          <w:szCs w:val="14"/>
-          <w:lang w:val="es-MX"/>
-        </w:rPr>
-        <w:t xml:space="preserve">indiviso, </w:t>
-      </w:r>
-      <w:r>
-        <w:rPr>
-          <w:rFonts w:ascii="Arial" w:eastAsia="Batang" w:hAnsi="Arial" w:cs="Arial"/>
-          <w:sz w:val="14"/>
-          <w:szCs w:val="14"/>
-          <w:lang w:val="es-MX"/>
-        </w:rPr>
-        <w:t>que quedaron descritos en el instrumento que se relaciona, mismos datos que se tienen aquí por reproducidos como si a la letra se insertasen</w:t>
-      </w:r>
-      <w:r>
-        <w:rPr>
-          <w:rFonts w:ascii="Arial" w:eastAsia="Batang" w:hAnsi="Arial" w:cs="Arial"/>
-          <w:sz w:val="14"/>
-          <w:szCs w:val="14"/>
-          <w:lang w:val="es-MX"/>
-        </w:rPr>
-        <w:t>.</w:t>
-      </w:r>
-      <w:r>
-        <w:rPr>
-          <w:rFonts w:ascii="Arial" w:eastAsia="Batang" w:hAnsi="Arial" w:cs="Arial"/>
-          <w:sz w:val="14"/>
-          <w:szCs w:val="14"/>
-          <w:lang w:val="es-MX"/>
-        </w:rPr>
-        <w:tab/>
-      </w:r>
-    </w:p>
-    <w:p>
-      <w:pPr>
-        <w:pStyle w:val="Sinespaciado"/>
-        <w:tabs>
-          <w:tab w:val="left" w:leader="hyphen" w:pos="709"/>
-          <w:tab w:val="right" w:leader="hyphen" w:pos="9072"/>
-          <w:tab w:val="right" w:leader="hyphen" w:pos="9129"/>
-        </w:tabs>
-        <w:spacing w:line="360" w:lineRule="auto"/>
-        <w:jc w:val="both"/>
-        <w:rPr>
-          <w:rFonts w:ascii="Arial" w:hAnsi="Arial" w:cs="Arial"/>
-          <w:b/>
-          <w:bCs/>
-          <w:sz w:val="14"/>
-          <w:szCs w:val="14"/>
-          <w:lang w:val="es-MX"/>
-        </w:rPr>
-      </w:pPr>
-      <w:r>
-        <w:rPr>
-          <w:rFonts w:ascii="Arial" w:hAnsi="Arial" w:cs="Arial"/>
-          <w:b/>
-          <w:sz w:val="14"/>
-          <w:szCs w:val="14"/>
-          <w:lang w:val="es-MX"/>
-        </w:rPr>
-        <w:t xml:space="preserve">-------- DATOS DE </w:t>
-      </w:r>
-      <w:proofErr w:type="gramStart"/>
-      <w:r>
-        <w:rPr>
-          <w:rFonts w:ascii="Arial" w:hAnsi="Arial" w:cs="Arial"/>
-          <w:b/>
-          <w:sz w:val="14"/>
-          <w:szCs w:val="14"/>
-          <w:lang w:val="es-MX"/>
-        </w:rPr>
-        <w:t>REGISTRO</w:t>
-      </w:r>
-      <w:r>
-        <w:rPr>
-          <w:rFonts w:ascii="Arial" w:hAnsi="Arial" w:cs="Arial"/>
-          <w:sz w:val="14"/>
-          <w:szCs w:val="14"/>
-          <w:lang w:val="es-MX"/>
-        </w:rPr>
-        <w:t>.-</w:t>
-      </w:r>
-      <w:proofErr w:type="gramEnd"/>
-      <w:r>
-        <w:rPr>
-          <w:rFonts w:ascii="Arial" w:hAnsi="Arial" w:cs="Arial"/>
-          <w:sz w:val="14"/>
-          <w:szCs w:val="14"/>
-          <w:lang w:val="es-MX"/>
-        </w:rPr>
-        <w:t xml:space="preserve"> </w:t>
-      </w:r>
-      <w:r>
-        <w:rPr>
-          <w:rFonts w:ascii="Arial" w:hAnsi="Arial" w:cs="Arial"/>
-          <w:sz w:val="14"/>
-          <w:szCs w:val="14"/>
-          <w:lang w:val="es-MX"/>
-        </w:rPr>
-        <w:t xml:space="preserve">El instrumento antes relacionado se encuentra inscrito en el Registro Público de la Propiedad y de Comercio de la Ciudad de México, en el Folio Real número </w:t>
-      </w:r>
-      <w:proofErr w:type="gramStart"/>
-      <w:r>
-        <w:rPr>
-          <w:rFonts w:ascii="Arial" w:hAnsi="Arial" w:cs="Arial"/>
-          <w:b/>
-          <w:bCs/>
-          <w:sz w:val="14"/>
-          <w:szCs w:val="14"/>
-          <w:lang w:val="es-MX"/>
-        </w:rPr>
-        <w:t xml:space="preserve">“  </w:t>
-      </w:r>
-      <w:proofErr w:type="gramEnd"/>
-      <w:r>
-        <w:rPr>
-          <w:rFonts w:ascii="Arial" w:hAnsi="Arial" w:cs="Arial"/>
-          <w:b/>
-          <w:bCs/>
-          <w:sz w:val="14"/>
-          <w:szCs w:val="14"/>
-          <w:lang w:val="es-MX"/>
-        </w:rPr>
-        <w:t xml:space="preserve">                </w:t>
-      </w:r>
-      <w:proofErr w:type="gramStart"/>
-      <w:r>
-        <w:rPr>
-          <w:rFonts w:ascii="Arial" w:hAnsi="Arial" w:cs="Arial"/>
-          <w:b/>
-          <w:bCs/>
-          <w:sz w:val="14"/>
-          <w:szCs w:val="14"/>
-          <w:lang w:val="es-MX"/>
-        </w:rPr>
-        <w:t xml:space="preserve">  ”</w:t>
-      </w:r>
-      <w:proofErr w:type="gramEnd"/>
-      <w:r>
-        <w:rPr>
-          <w:rFonts w:ascii="Arial" w:hAnsi="Arial" w:cs="Arial"/>
-          <w:b/>
-          <w:bCs/>
-          <w:sz w:val="14"/>
-          <w:szCs w:val="14"/>
-          <w:lang w:val="es-MX"/>
-        </w:rPr>
-        <w:t xml:space="preserve"> </w:t>
-      </w:r>
-      <w:proofErr w:type="gramStart"/>
-      <w:r>
-        <w:rPr>
-          <w:rFonts w:ascii="Arial" w:hAnsi="Arial" w:cs="Arial"/>
-          <w:b/>
-          <w:bCs/>
-          <w:sz w:val="14"/>
-          <w:szCs w:val="14"/>
-          <w:lang w:val="es-MX"/>
-        </w:rPr>
-        <w:t xml:space="preserve">(  </w:t>
-      </w:r>
-      <w:proofErr w:type="gramEnd"/>
-      <w:r>
-        <w:rPr>
-          <w:rFonts w:ascii="Arial" w:hAnsi="Arial" w:cs="Arial"/>
-          <w:b/>
-          <w:bCs/>
-          <w:sz w:val="14"/>
-          <w:szCs w:val="14"/>
-          <w:lang w:val="es-MX"/>
-        </w:rPr>
-        <w:t xml:space="preserve">                </w:t>
-      </w:r>
-      <w:proofErr w:type="gramStart"/>
-      <w:r>
-        <w:rPr>
-          <w:rFonts w:ascii="Arial" w:hAnsi="Arial" w:cs="Arial"/>
-          <w:b/>
-          <w:bCs/>
-          <w:sz w:val="14"/>
-          <w:szCs w:val="14"/>
-          <w:lang w:val="es-MX"/>
-        </w:rPr>
-        <w:t xml:space="preserve">  )</w:t>
-      </w:r>
-      <w:proofErr w:type="gramEnd"/>
-      <w:r>
-        <w:rPr>
-          <w:rFonts w:ascii="Arial" w:hAnsi="Arial" w:cs="Arial"/>
-          <w:b/>
-          <w:bCs/>
-          <w:sz w:val="14"/>
-          <w:szCs w:val="14"/>
-          <w:lang w:val="es-MX"/>
-        </w:rPr>
-        <w:t xml:space="preserve">, Auxiliar </w:t>
-      </w:r>
-      <w:proofErr w:type="gramStart"/>
-      <w:r>
-        <w:rPr>
-          <w:rFonts w:ascii="Arial" w:hAnsi="Arial" w:cs="Arial"/>
-          <w:b/>
-          <w:bCs/>
-          <w:sz w:val="14"/>
-          <w:szCs w:val="14"/>
-          <w:lang w:val="es-MX"/>
-        </w:rPr>
-        <w:t>“    ”</w:t>
-      </w:r>
-      <w:proofErr w:type="gramEnd"/>
-      <w:r>
-        <w:rPr>
-          <w:rFonts w:ascii="Arial" w:hAnsi="Arial" w:cs="Arial"/>
-          <w:b/>
-          <w:bCs/>
-          <w:sz w:val="14"/>
-          <w:szCs w:val="14"/>
-          <w:lang w:val="es-MX"/>
-        </w:rPr>
-        <w:t xml:space="preserve"> </w:t>
-      </w:r>
-      <w:proofErr w:type="gramStart"/>
-      <w:r>
-        <w:rPr>
-          <w:rFonts w:ascii="Arial" w:hAnsi="Arial" w:cs="Arial"/>
-          <w:b/>
-          <w:bCs/>
-          <w:sz w:val="14"/>
-          <w:szCs w:val="14"/>
-          <w:lang w:val="es-MX"/>
-        </w:rPr>
-        <w:t xml:space="preserve">(  </w:t>
-      </w:r>
-      <w:proofErr w:type="gramEnd"/>
-      <w:r>
-        <w:rPr>
-          <w:rFonts w:ascii="Arial" w:hAnsi="Arial" w:cs="Arial"/>
-          <w:b/>
-          <w:bCs/>
-          <w:sz w:val="14"/>
-          <w:szCs w:val="14"/>
-          <w:lang w:val="es-MX"/>
-        </w:rPr>
-        <w:t xml:space="preserve">   </w:t>
-      </w:r>
-      <w:proofErr w:type="gramStart"/>
-      <w:r>
-        <w:rPr>
-          <w:rFonts w:ascii="Arial" w:hAnsi="Arial" w:cs="Arial"/>
-          <w:b/>
-          <w:bCs/>
-          <w:sz w:val="14"/>
-          <w:szCs w:val="14"/>
-          <w:lang w:val="es-MX"/>
-        </w:rPr>
-        <w:t xml:space="preserve">  )</w:t>
-      </w:r>
-      <w:proofErr w:type="gramEnd"/>
-      <w:r>
-        <w:rPr>
-          <w:rFonts w:ascii="Arial" w:hAnsi="Arial" w:cs="Arial"/>
-          <w:b/>
-          <w:bCs/>
-          <w:sz w:val="14"/>
-          <w:szCs w:val="14"/>
-          <w:lang w:val="es-MX"/>
-        </w:rPr>
-        <w:t>.</w:t>
-      </w:r>
-      <w:r>
-        <w:rPr>
-          <w:rFonts w:ascii="Arial" w:hAnsi="Arial" w:cs="Arial"/>
-          <w:sz w:val="14"/>
-          <w:szCs w:val="14"/>
-          <w:lang w:val="es-MX"/>
-        </w:rPr>
-        <w:tab/>
-      </w:r>
-    </w:p>
-    <w:p>
-      <w:pPr>
-        <w:tabs>
-          <w:tab w:val="left" w:leader="hyphen" w:pos="709"/>
-          <w:tab w:val="right" w:leader="hyphen" w:pos="9072"/>
-          <w:tab w:val="right" w:leader="hyphen" w:pos="9129"/>
-        </w:tabs>
-        <w:spacing w:line="360" w:lineRule="auto"/>
-        <w:jc w:val="both"/>
-        <w:rPr>
-          <w:rFonts w:ascii="Arial" w:hAnsi="Arial" w:cs="Arial"/>
-          <w:sz w:val="14"/>
-          <w:szCs w:val="14"/>
-        </w:rPr>
-      </w:pPr>
-      <w:r>
-        <w:rPr>
-          <w:rFonts w:ascii="Arial" w:hAnsi="Arial" w:cs="Arial"/>
-          <w:b/>
-          <w:sz w:val="14"/>
-          <w:szCs w:val="14"/>
-        </w:rPr>
-        <w:t xml:space="preserve">-------- </w:t>
-      </w:r>
-      <w:r>
-        <w:rPr>
-          <w:rFonts w:ascii="Arial" w:hAnsi="Arial" w:cs="Arial"/>
-          <w:b/>
-          <w:sz w:val="14"/>
-          <w:szCs w:val="14"/>
-        </w:rPr>
-        <w:t xml:space="preserve">II.- CARTA DE INSTRUCCIÓN DE CANCELACIÓN DE HIPOTECA.- </w:t>
-      </w:r>
-      <w:r>
-        <w:rPr>
-          <w:rFonts w:ascii="Arial" w:hAnsi="Arial" w:cs="Arial"/>
-          <w:sz w:val="14"/>
-          <w:szCs w:val="14"/>
-        </w:rPr>
-        <w:t xml:space="preserve">Con fecha </w:t>
-      </w:r>
-      <w:r>
-        <w:rPr>
-          <w:rFonts w:ascii="Arial" w:hAnsi="Arial" w:cs="Arial"/>
-          <w:sz w:val="14"/>
-          <w:szCs w:val="14"/>
-        </w:rPr>
-        <w:t xml:space="preserve">        </w:t>
-      </w:r>
-      <w:r>
-        <w:rPr>
-          <w:rFonts w:ascii="Arial" w:hAnsi="Arial" w:cs="Arial"/>
-          <w:sz w:val="14"/>
-          <w:szCs w:val="14"/>
-        </w:rPr>
-        <w:t xml:space="preserve">            </w:t>
-      </w:r>
-      <w:r>
-        <w:rPr>
-          <w:rFonts w:ascii="Arial" w:hAnsi="Arial" w:cs="Arial"/>
-          <w:sz w:val="14"/>
-          <w:szCs w:val="14"/>
-        </w:rPr>
-        <w:t xml:space="preserve"> </w:t>
-      </w:r>
-      <w:r>
-        <w:rPr>
-          <w:rFonts w:ascii="Arial" w:hAnsi="Arial" w:cs="Arial"/>
-          <w:sz w:val="14"/>
-          <w:szCs w:val="14"/>
-        </w:rPr>
-        <w:t xml:space="preserve">          </w:t>
-      </w:r>
-      <w:r>
-        <w:rPr>
-          <w:rFonts w:ascii="Arial" w:hAnsi="Arial" w:cs="Arial"/>
-          <w:sz w:val="14"/>
-          <w:szCs w:val="14"/>
-        </w:rPr>
-        <w:t xml:space="preserve">, el </w:t>
-      </w:r>
-      <w:r>
-        <w:rPr>
-          <w:rFonts w:ascii="Arial" w:hAnsi="Arial" w:cs="Arial"/>
-          <w:b/>
-          <w:sz w:val="14"/>
-          <w:szCs w:val="14"/>
-        </w:rPr>
-        <w:t xml:space="preserve">INSTITUTO DEL FONDO NACIONAL DE LA VIVIENDA PARA LOS TRABAJADORES, </w:t>
-      </w:r>
-      <w:r>
-        <w:rPr>
-          <w:rFonts w:ascii="Arial" w:hAnsi="Arial" w:cs="Arial"/>
-          <w:sz w:val="14"/>
-          <w:szCs w:val="14"/>
-        </w:rPr>
-        <w:t>giró carta</w:t>
-      </w:r>
-      <w:r>
-        <w:rPr>
-          <w:rFonts w:ascii="Arial" w:hAnsi="Arial" w:cs="Arial"/>
-          <w:sz w:val="14"/>
-          <w:szCs w:val="14"/>
-        </w:rPr>
-        <w:t xml:space="preserve"> de instrucción de cancelación de hipoteca con</w:t>
-      </w:r>
-      <w:r>
-        <w:rPr>
-          <w:rFonts w:ascii="Arial" w:hAnsi="Arial" w:cs="Arial"/>
-          <w:sz w:val="14"/>
-          <w:szCs w:val="14"/>
-        </w:rPr>
-        <w:t xml:space="preserve"> número </w:t>
-      </w:r>
-      <w:bookmarkStart w:id="6" w:name="_Hlk32404108"/>
-      <w:r>
-        <w:rPr>
-          <w:rFonts w:ascii="Arial" w:hAnsi="Arial" w:cs="Arial"/>
-          <w:sz w:val="14"/>
-          <w:szCs w:val="14"/>
-        </w:rPr>
-        <w:t>“</w:t>
-      </w:r>
-      <w:r>
-        <w:rPr>
-          <w:rFonts w:ascii="Arial" w:hAnsi="Arial" w:cs="Arial"/>
-          <w:sz w:val="14"/>
-          <w:szCs w:val="14"/>
-        </w:rPr>
-        <w:t xml:space="preserve">  </w:t>
-      </w:r>
-      <w:r>
-        <w:rPr>
-          <w:rFonts w:ascii="Arial" w:hAnsi="Arial" w:cs="Arial"/>
-          <w:sz w:val="14"/>
-          <w:szCs w:val="14"/>
-        </w:rPr>
-        <w:t xml:space="preserve">     </w:t>
-      </w:r>
-      <w:r>
-        <w:rPr>
-          <w:rFonts w:ascii="Arial" w:hAnsi="Arial" w:cs="Arial"/>
-          <w:sz w:val="14"/>
-          <w:szCs w:val="14"/>
-        </w:rPr>
-        <w:t xml:space="preserve"> </w:t>
-      </w:r>
-      <w:r>
-        <w:rPr>
-          <w:rFonts w:ascii="Arial" w:hAnsi="Arial" w:cs="Arial"/>
-          <w:sz w:val="14"/>
-          <w:szCs w:val="14"/>
-        </w:rPr>
-        <w:t>”</w:t>
-      </w:r>
-      <w:r>
-        <w:rPr>
-          <w:rFonts w:ascii="Arial" w:hAnsi="Arial" w:cs="Arial"/>
-          <w:sz w:val="14"/>
-          <w:szCs w:val="14"/>
-        </w:rPr>
-        <w:t xml:space="preserve"> (</w:t>
-      </w:r>
-      <w:bookmarkEnd w:id="6"/>
-      <w:r>
-        <w:rPr>
-          <w:rFonts w:ascii="Arial" w:hAnsi="Arial" w:cs="Arial"/>
-          <w:sz w:val="14"/>
-          <w:szCs w:val="14"/>
-        </w:rPr>
-        <w:t xml:space="preserve">       </w:t>
-      </w:r>
-      <w:r>
-        <w:rPr>
-          <w:rFonts w:ascii="Arial" w:hAnsi="Arial" w:cs="Arial"/>
-          <w:sz w:val="14"/>
-          <w:szCs w:val="14"/>
-        </w:rPr>
-        <w:t>)</w:t>
-      </w:r>
-      <w:r>
-        <w:rPr>
-          <w:rFonts w:ascii="Arial" w:hAnsi="Arial" w:cs="Arial"/>
-          <w:sz w:val="14"/>
-          <w:szCs w:val="14"/>
-        </w:rPr>
-        <w:t>,</w:t>
-      </w:r>
-      <w:r>
-        <w:rPr>
-          <w:rFonts w:ascii="Arial" w:hAnsi="Arial" w:cs="Arial"/>
-          <w:sz w:val="14"/>
-          <w:szCs w:val="14"/>
-        </w:rPr>
-        <w:t xml:space="preserve"> </w:t>
-      </w:r>
-      <w:r>
-        <w:rPr>
-          <w:rFonts w:ascii="Arial" w:hAnsi="Arial" w:cs="Arial"/>
-          <w:sz w:val="14"/>
-          <w:szCs w:val="14"/>
-        </w:rPr>
-        <w:t xml:space="preserve">al suscrito Notario para la realización del </w:t>
-      </w:r>
-      <w:r>
-        <w:rPr>
-          <w:rFonts w:ascii="Arial" w:hAnsi="Arial" w:cs="Arial"/>
-          <w:sz w:val="14"/>
-          <w:szCs w:val="14"/>
-        </w:rPr>
-        <w:t xml:space="preserve">presente </w:t>
-      </w:r>
-      <w:r>
-        <w:rPr>
-          <w:rFonts w:ascii="Arial" w:hAnsi="Arial" w:cs="Arial"/>
-          <w:sz w:val="14"/>
-          <w:szCs w:val="14"/>
-        </w:rPr>
-        <w:t xml:space="preserve">instrumento </w:t>
-      </w:r>
-      <w:r>
-        <w:rPr>
-          <w:rFonts w:ascii="Arial" w:hAnsi="Arial" w:cs="Arial"/>
-          <w:sz w:val="14"/>
-          <w:szCs w:val="14"/>
-        </w:rPr>
-        <w:t>en donde se men</w:t>
-      </w:r>
-      <w:r>
-        <w:rPr>
-          <w:rFonts w:ascii="Arial" w:hAnsi="Arial" w:cs="Arial"/>
-          <w:sz w:val="14"/>
-          <w:szCs w:val="14"/>
-        </w:rPr>
-        <w:t>ciona que el crédito relacionado</w:t>
-      </w:r>
-      <w:r>
-        <w:rPr>
-          <w:rFonts w:ascii="Arial" w:hAnsi="Arial" w:cs="Arial"/>
-          <w:sz w:val="14"/>
-          <w:szCs w:val="14"/>
-        </w:rPr>
-        <w:t xml:space="preserve"> </w:t>
-      </w:r>
-      <w:r>
-        <w:rPr>
-          <w:rFonts w:ascii="Arial" w:hAnsi="Arial" w:cs="Arial"/>
-          <w:bCs/>
-          <w:sz w:val="14"/>
-          <w:szCs w:val="14"/>
-        </w:rPr>
-        <w:t>en el antecedente uno romano</w:t>
-      </w:r>
-      <w:r>
-        <w:rPr>
-          <w:rFonts w:ascii="Arial" w:hAnsi="Arial" w:cs="Arial"/>
-          <w:b/>
-          <w:bCs/>
-          <w:sz w:val="14"/>
-          <w:szCs w:val="14"/>
-        </w:rPr>
-        <w:t xml:space="preserve"> </w:t>
-      </w:r>
-      <w:r>
-        <w:rPr>
-          <w:rFonts w:ascii="Arial" w:hAnsi="Arial" w:cs="Arial"/>
-          <w:bCs/>
-          <w:sz w:val="14"/>
-          <w:szCs w:val="14"/>
-        </w:rPr>
-        <w:t xml:space="preserve">de este instrumento, </w:t>
-      </w:r>
-      <w:r>
-        <w:rPr>
-          <w:rFonts w:ascii="Arial" w:hAnsi="Arial" w:cs="Arial"/>
-          <w:sz w:val="14"/>
-          <w:szCs w:val="14"/>
-        </w:rPr>
-        <w:t xml:space="preserve">no presenta saldo </w:t>
-      </w:r>
-      <w:r>
-        <w:rPr>
-          <w:rFonts w:ascii="Arial" w:hAnsi="Arial" w:cs="Arial"/>
-          <w:sz w:val="14"/>
-          <w:szCs w:val="14"/>
-        </w:rPr>
-        <w:t>deudor</w:t>
-      </w:r>
-      <w:r>
-        <w:rPr>
-          <w:rFonts w:ascii="Arial" w:hAnsi="Arial" w:cs="Arial"/>
-          <w:sz w:val="14"/>
-          <w:szCs w:val="14"/>
-        </w:rPr>
-        <w:t xml:space="preserve"> ante </w:t>
-      </w:r>
-      <w:r>
-        <w:rPr>
-          <w:rFonts w:ascii="Arial" w:hAnsi="Arial" w:cs="Arial"/>
-          <w:sz w:val="14"/>
-          <w:szCs w:val="14"/>
-        </w:rPr>
-        <w:t>dicho</w:t>
-      </w:r>
-      <w:r>
-        <w:rPr>
-          <w:rFonts w:ascii="Arial" w:hAnsi="Arial" w:cs="Arial"/>
-          <w:sz w:val="14"/>
-          <w:szCs w:val="14"/>
-        </w:rPr>
-        <w:t xml:space="preserve"> instituto </w:t>
-      </w:r>
-      <w:r>
-        <w:rPr>
-          <w:rFonts w:ascii="Arial" w:hAnsi="Arial" w:cs="Arial"/>
-          <w:sz w:val="14"/>
-          <w:szCs w:val="14"/>
-        </w:rPr>
-        <w:t>a partir del día</w:t>
-      </w:r>
-      <w:r>
-        <w:rPr>
-          <w:rFonts w:ascii="Arial" w:hAnsi="Arial" w:cs="Arial"/>
-          <w:sz w:val="14"/>
-          <w:szCs w:val="14"/>
-        </w:rPr>
-        <w:t xml:space="preserve"> </w:t>
-      </w:r>
-      <w:r>
-        <w:rPr>
-          <w:rFonts w:ascii="Arial" w:hAnsi="Arial" w:cs="Arial"/>
-          <w:sz w:val="14"/>
-          <w:szCs w:val="14"/>
-        </w:rPr>
-        <w:t xml:space="preserve">             </w:t>
-      </w:r>
-      <w:r>
-        <w:rPr>
-          <w:rFonts w:ascii="Arial" w:hAnsi="Arial" w:cs="Arial"/>
-          <w:sz w:val="14"/>
-          <w:szCs w:val="14"/>
-        </w:rPr>
-        <w:t xml:space="preserve">  </w:t>
+          <w:rFonts w:ascii="Arial" w:hAnsi="Arial" w:cs="Arial"/>
+          <w:sz w:val="14"/>
+          <w:szCs w:val="14"/>
+        </w:rPr>
+        <w:t xml:space="preserve">{{ </w:t>
+      </w:r>
+      <w:proofErr w:type="spellStart"/>
+      <w:r>
+        <w:rPr>
+          <w:rFonts w:ascii="Arial" w:hAnsi="Arial" w:cs="Arial"/>
+          <w:sz w:val="14"/>
+          <w:szCs w:val="14"/>
+        </w:rPr>
+        <w:t>fecha_liquidacion</w:t>
+      </w:r>
+      <w:proofErr w:type="spellEnd"/>
+      <w:r>
+        <w:rPr>
+          <w:rFonts w:ascii="Arial" w:hAnsi="Arial" w:cs="Arial"/>
+          <w:sz w:val="14"/>
+          <w:szCs w:val="14"/>
+        </w:rPr>
+        <w:t xml:space="preserve"> }}</w:t>
       </w:r>
       <w:r>
         <w:rPr>
@@ -3718,56 +3879,29 @@
           <w:szCs w:val="14"/>
           <w:lang w:val="es-MX"/>
         </w:rPr>
-        <w:t>“</w:t>
-      </w:r>
-      <w:r>
-        <w:rPr>
-          <w:rFonts w:ascii="Arial" w:hAnsi="Arial" w:cs="Arial"/>
-          <w:bCs/>
-          <w:sz w:val="14"/>
-          <w:szCs w:val="14"/>
-          <w:lang w:val="es-MX"/>
-        </w:rPr>
-        <w:t xml:space="preserve">      </w:t>
-      </w:r>
-      <w:r>
-        <w:rPr>
-          <w:rFonts w:ascii="Arial" w:hAnsi="Arial" w:cs="Arial"/>
-          <w:bCs/>
-          <w:sz w:val="14"/>
-          <w:szCs w:val="14"/>
-          <w:lang w:val="es-MX"/>
-        </w:rPr>
-        <w:t>”</w:t>
-      </w:r>
-      <w:r>
-        <w:rPr>
-          <w:rFonts w:ascii="Arial" w:hAnsi="Arial" w:cs="Arial"/>
-          <w:sz w:val="14"/>
-          <w:szCs w:val="14"/>
-          <w:lang w:val="es-MX"/>
-        </w:rPr>
-        <w:t xml:space="preserve"> (</w:t>
-      </w:r>
-      <w:r>
-        <w:rPr>
-          <w:rFonts w:ascii="Arial" w:hAnsi="Arial" w:cs="Arial"/>
-          <w:b/>
-          <w:bCs/>
-          <w:sz w:val="14"/>
-          <w:szCs w:val="14"/>
-          <w:lang w:val="es-MX"/>
-        </w:rPr>
-        <w:t xml:space="preserve">     </w:t>
-      </w:r>
-      <w:r>
-        <w:rPr>
-          <w:rFonts w:ascii="Arial" w:hAnsi="Arial" w:cs="Arial"/>
-          <w:sz w:val="14"/>
-          <w:szCs w:val="14"/>
-          <w:lang w:val="es-MX"/>
-        </w:rPr>
-        <w:t>)</w:t>
+        <w:t xml:space="preserve">{{ </w:t>
+      </w:r>
+      <w:proofErr w:type="spellStart"/>
+      <w:r>
+        <w:rPr>
+          <w:rFonts w:ascii="Arial" w:hAnsi="Arial" w:cs="Arial"/>
+          <w:bCs/>
+          <w:sz w:val="14"/>
+          <w:szCs w:val="14"/>
+          <w:lang w:val="es-MX"/>
+        </w:rPr>
+        <w:t>numero_credito</w:t>
+      </w:r>
+      <w:proofErr w:type="spellEnd"/>
+      <w:r>
+        <w:rPr>
+          <w:rFonts w:ascii="Arial" w:hAnsi="Arial" w:cs="Arial"/>
+          <w:bCs/>
+          <w:sz w:val="14"/>
+          <w:szCs w:val="14"/>
+          <w:lang w:val="es-MX"/>
+        </w:rPr>
+        <w:t xml:space="preserve"> }}</w:t>
       </w:r>
       <w:r>
         <w:rPr>
@@ -3982,7 +4116,7 @@
           <w:lang w:val="es-ES_tradnl"/>
         </w:rPr>
       </w:pPr>
-      <w:bookmarkStart w:id="7" w:name="_Hlk164262102"/>
+      <w:bookmarkStart w:id="6" w:name="_Hlk164262102"/>
       <w:r>
         <w:rPr>
           <w:rFonts w:ascii="Arial" w:hAnsi="Arial" w:cs="Arial"/>
@@ -4613,7 +4747,7 @@
         </w:rPr>
         <w:t xml:space="preserve"> </w:t>
       </w:r>
-      <w:bookmarkStart w:id="8" w:name="_Hlk164260665"/>
+      <w:bookmarkStart w:id="7" w:name="_Hlk164260665"/>
       <w:r>
         <w:rPr>
           <w:rFonts w:ascii="Arial" w:hAnsi="Arial" w:cs="Arial"/>
@@ -4622,7 +4756,7 @@
         </w:rPr>
         <w:t>declara ser de nacionalidad mexicana,</w:t>
       </w:r>
-      <w:bookmarkEnd w:id="8"/>
+      <w:bookmarkEnd w:id="7"/>
       <w:r>
         <w:rPr>
           <w:rFonts w:ascii="Arial" w:hAnsi="Arial" w:cs="Arial"/>
@@ -4746,6 +4880,100 @@
           <w:szCs w:val="14"/>
           <w:lang w:val="es-MX"/>
         </w:rPr>
+        <w:t xml:space="preserve">-------- </w:t>
+      </w:r>
+      <w:r>
+        <w:rPr>
+          <w:rFonts w:ascii="Arial" w:hAnsi="Arial" w:cs="Arial"/>
+          <w:sz w:val="14"/>
+          <w:szCs w:val="14"/>
+        </w:rPr>
+        <w:t>I.- Que la compareciente se identificó ante mí, con el documento cuya fotocopia cotejada por mí, juntamente con su Clave Única de Registro de Población, agrego al apéndice de este instrumento con la letra</w:t>
+      </w:r>
+      <w:r>
+        <w:rPr>
+          <w:rFonts w:ascii="Arial" w:hAnsi="Arial" w:cs="Arial"/>
+          <w:b/>
+          <w:sz w:val="14"/>
+          <w:szCs w:val="14"/>
+        </w:rPr>
+        <w:t xml:space="preserve"> </w:t>
+      </w:r>
+      <w:r>
+        <w:rPr>
+          <w:rFonts w:ascii="Arial" w:hAnsi="Arial" w:cs="Arial"/>
+          <w:b/>
+          <w:color w:val="FF0000"/>
+          <w:sz w:val="14"/>
+          <w:szCs w:val="14"/>
+        </w:rPr>
+        <w:t>“C”,</w:t>
+      </w:r>
+      <w:r>
+        <w:rPr>
+          <w:rFonts w:ascii="Arial" w:hAnsi="Arial" w:cs="Arial"/>
+          <w:color w:val="FF0000"/>
+          <w:sz w:val="14"/>
+          <w:szCs w:val="14"/>
+        </w:rPr>
+        <w:t xml:space="preserve"> </w:t>
+      </w:r>
+      <w:r>
+        <w:rPr>
+          <w:rFonts w:ascii="Arial" w:hAnsi="Arial" w:cs="Arial"/>
+          <w:sz w:val="14"/>
+          <w:szCs w:val="14"/>
+        </w:rPr>
+        <w:t>a</w:t>
+      </w:r>
+      <w:r>
+        <w:rPr>
+          <w:rFonts w:ascii="Arial" w:hAnsi="Arial" w:cs="Arial"/>
+          <w:color w:val="FF0000"/>
+          <w:sz w:val="14"/>
+          <w:szCs w:val="14"/>
+        </w:rPr>
+        <w:t xml:space="preserve"> </w:t>
+      </w:r>
+      <w:r>
+        <w:rPr>
+          <w:rFonts w:ascii="Arial" w:hAnsi="Arial" w:cs="Arial"/>
+          <w:sz w:val="14"/>
+          <w:szCs w:val="14"/>
+        </w:rPr>
+        <w:t xml:space="preserve">quien conceptúo con capacidad legal para contratar y obligarse pues nada me consta en contrario. </w:t>
+      </w:r>
+      <w:r>
+        <w:rPr>
+          <w:rFonts w:ascii="Arial" w:hAnsi="Arial" w:cs="Arial"/>
+          <w:bCs/>
+          <w:sz w:val="14"/>
+          <w:szCs w:val="14"/>
+        </w:rPr>
+        <w:tab/>
+      </w:r>
+    </w:p>
+    <w:p>
+      <w:pPr>
+        <w:pStyle w:val="Sinespaciado"/>
+        <w:tabs>
+          <w:tab w:val="right" w:leader="hyphen" w:pos="9129"/>
+        </w:tabs>
+        <w:spacing w:line="360" w:lineRule="auto"/>
+        <w:jc w:val="both"/>
+        <w:rPr>
+          <w:rFonts w:ascii="Arial" w:hAnsi="Arial" w:cs="Arial"/>
+          <w:sz w:val="14"/>
+          <w:szCs w:val="14"/>
+        </w:rPr>
+      </w:pPr>
+      <w:r>
+        <w:rPr>
+          <w:rFonts w:ascii="Arial" w:hAnsi="Arial" w:cs="Arial"/>
+          <w:sz w:val="14"/>
+          <w:szCs w:val="14"/>
+          <w:lang w:val="es-MX"/>
+        </w:rPr>
         <w:lastRenderedPageBreak/>
         <w:t xml:space="preserve">-------- </w:t>
       </w:r>
@@ -4755,7 +4983,7 @@
           <w:sz w:val="14"/>
           <w:szCs w:val="14"/>
         </w:rPr>
-        <w:t>I.- Que la compareciente se identificó ante mí, con el documento cuya fotocopia cotejada por mí, juntamente con su Clave Única de Registro de Población, agrego al apéndice de este instrumento con la letra</w:t>
+        <w:t>II.-</w:t>
       </w:r>
       <w:r>
         <w:rPr>
@@ -4769,51 +4997,14 @@
       <w:r>
         <w:rPr>
           <w:rFonts w:ascii="Arial" w:hAnsi="Arial" w:cs="Arial"/>
-          <w:b/>
-          <w:color w:val="FF0000"/>
-          <w:sz w:val="14"/>
-          <w:szCs w:val="14"/>
-        </w:rPr>
-        <w:t>“C”,</w:t>
-      </w:r>
-      <w:r>
-        <w:rPr>
-          <w:rFonts w:ascii="Arial" w:hAnsi="Arial" w:cs="Arial"/>
-          <w:color w:val="FF0000"/>
-          <w:sz w:val="14"/>
-          <w:szCs w:val="14"/>
-        </w:rPr>
-        <w:t xml:space="preserve"> </w:t>
-      </w:r>
-      <w:r>
-        <w:rPr>
-          <w:rFonts w:ascii="Arial" w:hAnsi="Arial" w:cs="Arial"/>
-          <w:sz w:val="14"/>
-          <w:szCs w:val="14"/>
-        </w:rPr>
-        <w:t>a</w:t>
-      </w:r>
-      <w:r>
-        <w:rPr>
-          <w:rFonts w:ascii="Arial" w:hAnsi="Arial" w:cs="Arial"/>
-          <w:color w:val="FF0000"/>
-          <w:sz w:val="14"/>
-          <w:szCs w:val="14"/>
-        </w:rPr>
-        <w:t xml:space="preserve"> </w:t>
-      </w:r>
-      <w:r>
-        <w:rPr>
-          <w:rFonts w:ascii="Arial" w:hAnsi="Arial" w:cs="Arial"/>
-          <w:sz w:val="14"/>
-          <w:szCs w:val="14"/>
-        </w:rPr>
-        <w:t xml:space="preserve">quien conceptúo con capacidad legal para contratar y obligarse pues nada me consta en contrario. </w:t>
-      </w:r>
-      <w:r>
-        <w:rPr>
-          <w:rFonts w:ascii="Arial" w:hAnsi="Arial" w:cs="Arial"/>
-          <w:bCs/>
+          <w:sz w:val="14"/>
+          <w:szCs w:val="14"/>
+        </w:rPr>
+        <w:t>Que lo relacionado e inserto concuerda fiel y exactamente con sus originales a los que me remito y tuve a la vista.</w:t>
+      </w:r>
+      <w:r>
+        <w:rPr>
+          <w:rFonts w:ascii="Arial" w:hAnsi="Arial" w:cs="Arial"/>
           <w:sz w:val="14"/>
           <w:szCs w:val="14"/>
         </w:rPr>
@@ -4830,95 +5021,38 @@
         <w:jc w:val="both"/>
         <w:rPr>
           <w:rFonts w:ascii="Arial" w:hAnsi="Arial" w:cs="Arial"/>
-          <w:sz w:val="14"/>
-          <w:szCs w:val="14"/>
-        </w:rPr>
-      </w:pPr>
-      <w:r>
-        <w:rPr>
-          <w:rFonts w:ascii="Arial" w:hAnsi="Arial" w:cs="Arial"/>
-          <w:sz w:val="14"/>
-          <w:szCs w:val="14"/>
-          <w:lang w:val="es-MX"/>
-        </w:rPr>
-        <w:t xml:space="preserve">-------- </w:t>
-      </w:r>
-      <w:r>
-        <w:rPr>
-          <w:rFonts w:ascii="Arial" w:hAnsi="Arial" w:cs="Arial"/>
-          <w:sz w:val="14"/>
-          <w:szCs w:val="14"/>
-        </w:rPr>
-        <w:t>II.-</w:t>
-      </w:r>
-      <w:r>
-        <w:rPr>
-          <w:rFonts w:ascii="Arial" w:hAnsi="Arial" w:cs="Arial"/>
-          <w:b/>
-          <w:sz w:val="14"/>
-          <w:szCs w:val="14"/>
-        </w:rPr>
-        <w:t xml:space="preserve"> </w:t>
-      </w:r>
-      <w:r>
-        <w:rPr>
-          <w:rFonts w:ascii="Arial" w:hAnsi="Arial" w:cs="Arial"/>
-          <w:sz w:val="14"/>
-          <w:szCs w:val="14"/>
-        </w:rPr>
-        <w:t>Que lo relacionado e inserto concuerda fiel y exactamente con sus originales a los que me remito y tuve a la vista.</w:t>
-      </w:r>
-      <w:r>
-        <w:rPr>
-          <w:rFonts w:ascii="Arial" w:hAnsi="Arial" w:cs="Arial"/>
-          <w:sz w:val="14"/>
-          <w:szCs w:val="14"/>
+          <w:bCs/>
+          <w:sz w:val="14"/>
+          <w:szCs w:val="14"/>
+        </w:rPr>
+      </w:pPr>
+      <w:r>
+        <w:rPr>
+          <w:rFonts w:ascii="Arial" w:hAnsi="Arial" w:cs="Arial"/>
+          <w:sz w:val="14"/>
+          <w:szCs w:val="14"/>
+        </w:rPr>
+        <w:t>-------- III</w:t>
+      </w:r>
+      <w:r>
+        <w:rPr>
+          <w:rFonts w:ascii="Arial" w:eastAsia="MS Mincho" w:hAnsi="Arial" w:cs="Arial"/>
+          <w:sz w:val="14"/>
+          <w:szCs w:val="14"/>
+          <w:lang w:val="es-MX"/>
+        </w:rPr>
+        <w:t>.- Que todas las declaraciones y manifestaciones de la compareciente fueron hechas bajo protesta de decir verdad y advertido por el suscrito Notario de las penas en que incurren quienes declaran falsamente.</w:t>
+      </w:r>
+      <w:r>
+        <w:rPr>
+          <w:rFonts w:ascii="Arial" w:eastAsia="MS Mincho" w:hAnsi="Arial" w:cs="Arial"/>
+          <w:sz w:val="14"/>
+          <w:szCs w:val="14"/>
+          <w:lang w:val="es-MX"/>
         </w:rPr>
         <w:tab/>
       </w:r>
-    </w:p>
-    <w:p>
-      <w:pPr>
-        <w:pStyle w:val="Sinespaciado"/>
-        <w:tabs>
-          <w:tab w:val="right" w:leader="hyphen" w:pos="9129"/>
-        </w:tabs>
-        <w:spacing w:line="360" w:lineRule="auto"/>
-        <w:jc w:val="both"/>
-        <w:rPr>
-          <w:rFonts w:ascii="Arial" w:hAnsi="Arial" w:cs="Arial"/>
-          <w:bCs/>
-          <w:sz w:val="14"/>
-          <w:szCs w:val="14"/>
-        </w:rPr>
-      </w:pPr>
-      <w:r>
-        <w:rPr>
-          <w:rFonts w:ascii="Arial" w:hAnsi="Arial" w:cs="Arial"/>
-          <w:sz w:val="14"/>
-          <w:szCs w:val="14"/>
-        </w:rPr>
-        <w:t>-------- III</w:t>
-      </w:r>
-      <w:r>
-        <w:rPr>
-          <w:rFonts w:ascii="Arial" w:eastAsia="MS Mincho" w:hAnsi="Arial" w:cs="Arial"/>
-          <w:sz w:val="14"/>
-          <w:szCs w:val="14"/>
-          <w:lang w:val="es-MX"/>
-        </w:rPr>
-        <w:t>.- Que todas las declaraciones y manifestaciones de la compareciente fueron hechas bajo protesta de decir verdad y advertido por el suscrito Notario de las penas en que incurren quienes declaran falsamente.</w:t>
-      </w:r>
-      <w:r>
-        <w:rPr>
-          <w:rFonts w:ascii="Arial" w:eastAsia="MS Mincho" w:hAnsi="Arial" w:cs="Arial"/>
-          <w:sz w:val="14"/>
-          <w:szCs w:val="14"/>
-          <w:lang w:val="es-MX"/>
-        </w:rPr>
-        <w:tab/>
-      </w:r>
-      <w:bookmarkStart w:id="9" w:name="_Hlk519588694"/>
+      <w:bookmarkStart w:id="8" w:name="_Hlk519588694"/>
     </w:p>
     <w:p>
       <w:pPr>
@@ -5049,7 +5183,7 @@
         </w:rPr>
         <w:tab/>
       </w:r>
-      <w:bookmarkEnd w:id="9"/>
+      <w:bookmarkEnd w:id="8"/>
     </w:p>
     <w:p>
       <w:pPr>
@@ -5146,7 +5280,7 @@
         </w:rPr>
       </w:pPr>
     </w:p>
-    <w:bookmarkEnd w:id="7"/>
+    <w:bookmarkEnd w:id="6"/>
     <w:p>
       <w:pPr>
         <w:pStyle w:val="Sinespaciado"/>
@@ -5968,6 +6102,7 @@
         </w:rPr>
         <w:t xml:space="preserve">QUE SE EXPIDE COMO CONSTANCIA PARA LA SEÑORA </w:t>
       </w:r>
+      <w:proofErr w:type="gramStart"/>
       <w:r>
         <w:rPr>
           <w:rFonts w:ascii="Arial" w:hAnsi="Arial" w:cs="Arial"/>
@@ -5977,7 +6112,67 @@
           <w:szCs w:val="14"/>
           <w:u w:val="single"/>
         </w:rPr>
-        <w:t>***</w:t>
+        <w:t xml:space="preserve">{{ </w:t>
+      </w:r>
+      <w:proofErr w:type="spellStart"/>
+      <w:r>
+        <w:rPr>
+          <w:rFonts w:ascii="Arial" w:hAnsi="Arial" w:cs="Arial"/>
+          <w:b/>
+          <w:bCs/>
+          <w:sz w:val="14"/>
+          <w:szCs w:val="14"/>
+          <w:u w:val="single"/>
+        </w:rPr>
+        <w:t>nombre</w:t>
+      </w:r>
+      <w:proofErr w:type="gramEnd"/>
+      <w:r>
+        <w:rPr>
+          <w:rFonts w:ascii="Arial" w:hAnsi="Arial" w:cs="Arial"/>
+          <w:b/>
+          <w:bCs/>
+          <w:sz w:val="14"/>
+          <w:szCs w:val="14"/>
+          <w:u w:val="single"/>
+        </w:rPr>
+        <w:t>_</w:t>
+      </w:r>
+      <w:proofErr w:type="gramStart"/>
+      <w:r>
+        <w:rPr>
+          <w:rFonts w:ascii="Arial" w:hAnsi="Arial" w:cs="Arial"/>
+          <w:b/>
+          <w:bCs/>
+          <w:sz w:val="14"/>
+          <w:szCs w:val="14"/>
+          <w:u w:val="single"/>
+        </w:rPr>
+        <w:t>acreditado</w:t>
+      </w:r>
+      <w:proofErr w:type="spellEnd"/>
+      <w:r>
+        <w:rPr>
+          <w:rFonts w:ascii="Arial" w:hAnsi="Arial" w:cs="Arial"/>
+          <w:b/>
+          <w:bCs/>
+          <w:sz w:val="14"/>
+          <w:szCs w:val="14"/>
+          <w:u w:val="single"/>
+        </w:rPr>
+        <w:t xml:space="preserve"> }</w:t>
+      </w:r>
+      <w:proofErr w:type="gramEnd"/>
+      <w:r>
+        <w:rPr>
+          <w:rFonts w:ascii="Arial" w:hAnsi="Arial" w:cs="Arial"/>
+          <w:b/>
+          <w:bCs/>
+          <w:sz w:val="14"/>
+          <w:szCs w:val="14"/>
+          <w:u w:val="single"/>
+        </w:rPr>
+        <w:t>}</w:t>
       </w:r>
       <w:r>
         <w:rPr>
@@ -8015,8 +8210,52 @@
     <w:lsdException w:name="Subtitle" w:qFormat="1"/>
     <w:lsdException w:name="Strong" w:qFormat="1"/>
     <w:lsdException w:name="Emphasis" w:qFormat="1"/>
+    <w:lsdException w:name="Normal Table" w:semiHidden="1" w:unhideWhenUsed="1"/>
     <w:lsdException w:name="No List" w:uiPriority="99"/>
+    <w:lsdException w:name="Table Simple 1" w:semiHidden="1" w:unhideWhenUsed="1"/>
+    <w:lsdException w:name="Table Simple 2" w:semiHidden="1" w:unhideWhenUsed="1"/>
+    <w:lsdException w:name="Table Simple 3" w:semiHidden="1" w:unhideWhenUsed="1"/>
+    <w:lsdException w:name="Table Classic 1" w:semiHidden="1" w:unhideWhenUsed="1"/>
+    <w:lsdException w:name="Table Classic 2" w:semiHidden="1" w:unhideWhenUsed="1"/>
+    <w:lsdException w:name="Table Classic 3" w:semiHidden="1" w:unhideWhenUsed="1"/>
+    <w:lsdException w:name="Table Classic 4" w:semiHidden="1" w:unhideWhenUsed="1"/>
+    <w:lsdException w:name="Table Colorful 1" w:semiHidden="1" w:unhideWhenUsed="1"/>
+    <w:lsdException w:name="Table Colorful 2" w:semiHidden="1" w:unhideWhenUsed="1"/>
+    <w:lsdException w:name="Table Colorful 3" w:semiHidden="1" w:unhideWhenUsed="1"/>
+    <w:lsdException w:name="Table Columns 1" w:semiHidden="1" w:unhideWhenUsed="1"/>
+    <w:lsdException w:name="Table Columns 2" w:semiHidden="1" w:unhideWhenUsed="1"/>
+    <w:lsdException w:name="Table Columns 3" w:semiHidden="1" w:unhideWhenUsed="1"/>
+    <w:lsdException w:name="Table Columns 4" w:semiHidden="1" w:unhideWhenUsed="1"/>
+    <w:lsdException w:name="Table Columns 5" w:semiHidden="1" w:unhideWhenUsed="1"/>
+    <w:lsdException w:name="Table Grid 1" w:semiHidden="1" w:unhideWhenUsed="1"/>
+    <w:lsdException w:name="Table Grid 2" w:semiHidden="1" w:unhideWhenUsed="1"/>
+    <w:lsdException w:name="Table Grid 3" w:semiHidden="1" w:unhideWhenUsed="1"/>
+    <w:lsdException w:name="Table Grid 4" w:semiHidden="1" w:unhideWhenUsed="1"/>
+    <w:lsdException w:name="Table Grid 5" w:semiHidden="1" w:unhideWhenUsed="1"/>
+    <w:lsdException w:name="Table Grid 6" w:semiHidden="1" w:unhideWhenUsed="1"/>
+    <w:lsdException w:name="Table Grid 7" w:semiHidden="1" w:unhideWhenUsed="1"/>
+    <w:lsdException w:name="Table Grid 8" w:semiHidden="1" w:unhideWhenUsed="1"/>
+    <w:lsdException w:name="Table List 1" w:semiHidden="1" w:unhideWhenUsed="1"/>
+    <w:lsdException w:name="Table List 2" w:semiHidden="1" w:unhideWhenUsed="1"/>
+    <w:lsdException w:name="Table List 3" w:semiHidden="1" w:unhideWhenUsed="1"/>
+    <w:lsdException w:name="Table List 4" w:semiHidden="1" w:unhideWhenUsed="1"/>
+    <w:lsdException w:name="Table List 5" w:semiHidden="1" w:unhideWhenUsed="1"/>
+    <w:lsdException w:name="Table List 6" w:semiHidden="1" w:unhideWhenUsed="1"/>
+    <w:lsdException w:name="Table List 7" w:semiHidden="1" w:unhideWhenUsed="1"/>
+    <w:lsdException w:name="Table List 8" w:semiHidden="1" w:unhideWhenUsed="1"/>
+    <w:lsdException w:name="Table 3D effects 1" w:semiHidden="1" w:unhideWhenUsed="1"/>
+    <w:lsdException w:name="Table 3D effects 2" w:semiHidden="1" w:unhideWhenUsed="1"/>
+    <w:lsdException w:name="Table 3D effects 3" w:semiHidden="1" w:unhideWhenUsed="1"/>
+    <w:lsdException w:name="Table Contemporary" w:semiHidden="1" w:unhideWhenUsed="1"/>
+    <w:lsdException w:name="Table Elegant" w:semiHidden="1" w:unhideWhenUsed="1"/>
+    <w:lsdException w:name="Table Professional" w:semiHidden="1" w:unhideWhenUsed="1"/>
+    <w:lsdException w:name="Table Subtle 1" w:semiHidden="1" w:unhideWhenUsed="1"/>
+    <w:lsdException w:name="Table Subtle 2" w:semiHidden="1" w:unhideWhenUsed="1"/>
+    <w:lsdException w:name="Table Web 1" w:semiHidden="1" w:unhideWhenUsed="1"/>
+    <w:lsdException w:name="Table Web 2" w:semiHidden="1" w:unhideWhenUsed="1"/>
+    <w:lsdException w:name="Table Web 3" w:semiHidden="1" w:unhideWhenUsed="1"/>
     <w:lsdException w:name="Balloon Text" w:uiPriority="99"/>
+    <w:lsdException w:name="Table Theme" w:semiHidden="1" w:unhideWhenUsed="1"/>
     <w:lsdException w:name="Placeholder Text" w:semiHidden="1" w:uiPriority="99"/>
     <w:lsdException w:name="No Spacing" w:uiPriority="1" w:qFormat="1"/>
     <w:lsdException w:name="Light Shading" w:uiPriority="60"/>
@@ -8306,11 +8545,15 @@
   </w:style>
   <w:style w:type="character" w:default="1" w:styleId="Fuentedeprrafopredeter">
     <w:name w:val="Default Paragraph Font"/>
+    <w:uiPriority w:val="1"/>
     <w:semiHidden/>
+    <w:unhideWhenUsed/>
   </w:style>
   <w:style w:type="table" w:default="1" w:styleId="Tablanormal">
     <w:name w:val="Normal Table"/>
+    <w:uiPriority w:val="99"/>
     <w:semiHidden/>
+    <w:unhideWhenUsed/>
     <w:tblPr>
       <w:tblInd w:w="0" w:type="dxa"/>
       <w:tblCellMar>
@@ -8325,6 +8568,7 @@
     <w:name w:val="No List"/>
     <w:uiPriority w:val="99"/>
     <w:semiHidden/>
+    <w:unhideWhenUsed/>
   </w:style>
   <w:style w:type="paragraph" w:styleId="Textoindependiente3">
     <w:name w:val="Body Text 3"/>
@@ -8342,8 +8586,8 @@
       <w:sz w:val="40"/>
     </w:rPr>
   </w:style>
-  <w:style w:type="paragraph" w:customStyle="1" w:styleId="Heading3">
-    <w:name w:val="Heading 3"/>
+  <w:style w:type="paragraph" w:customStyle="1" w:styleId="Ttulo31">
+    <w:name w:val="Título 31"/>
     <w:basedOn w:val="Normal"/>
     <w:rsid w:val="00BE25B6"/>
     <w:pPr>
@@ -8357,8 +8601,8 @@
       <w:sz w:val="24"/>
     </w:rPr>
   </w:style>
-  <w:style w:type="paragraph" w:customStyle="1" w:styleId="Heading4">
-    <w:name w:val="Heading 4"/>
+  <w:style w:type="paragraph" w:customStyle="1" w:styleId="Ttulo41">
+    <w:name w:val="Título 41"/>
     <w:basedOn w:val="Normal"/>
     <w:rsid w:val="00BE25B6"/>
     <w:pPr>
@@ -8388,8 +8632,8 @@
       <w:u w:val="single"/>
     </w:rPr>
   </w:style>
-  <w:style w:type="paragraph" w:customStyle="1" w:styleId="Heading2">
-    <w:name w:val="Heading 2"/>
+  <w:style w:type="paragraph" w:customStyle="1" w:styleId="Ttulo21">
+    <w:name w:val="Título 21"/>
     <w:basedOn w:val="Normal"/>
     <w:rsid w:val="00BE25B6"/>
     <w:pPr>
@@ -8414,8 +8658,8 @@
       <w:spacing w:after="120" w:line="480" w:lineRule="auto"/>
     </w:pPr>
   </w:style>
-  <w:style w:type="paragraph" w:customStyle="1" w:styleId="Heading1">
-    <w:name w:val="Heading 1"/>
+  <w:style w:type="paragraph" w:customStyle="1" w:styleId="Ttulo11">
+    <w:name w:val="Título 11"/>
     <w:basedOn w:val="Normal"/>
     <w:rsid w:val="00BE25B6"/>
     <w:pPr>
@@ -8428,8 +8672,8 @@
       <w:sz w:val="24"/>
     </w:rPr>
   </w:style>
-  <w:style w:type="paragraph" w:customStyle="1" w:styleId="BodyText2">
-    <w:name w:val="Body Text 2"/>
+  <w:style w:type="paragraph" w:customStyle="1" w:styleId="Textoindependiente21">
+    <w:name w:val="Texto independiente 21"/>
     <w:basedOn w:val="Normal"/>
     <w:rsid w:val="00BE25B6"/>
     <w:pPr>
@@ -8445,8 +8689,8 @@
       <w:sz w:val="24"/>
     </w:rPr>
   </w:style>
-  <w:style w:type="paragraph" w:customStyle="1" w:styleId="BodyText3">
-    <w:name w:val="Body Text 3"/>
+  <w:style w:type="paragraph" w:customStyle="1" w:styleId="Textoindependiente31">
+    <w:name w:val="Texto independiente 31"/>
     <w:basedOn w:val="Normal"/>
     <w:rsid w:val="00BE25B6"/>
     <w:pPr>

--- a/backend/templates/CDMX_MUTUO_M_CASADA.docx
+++ b/backend/templates/CDMX_MUTUO_M_CASADA.docx
@@ -1657,7 +1657,7 @@
           <w:szCs w:val="14"/>
           <w:lang w:val="es-ES"/>
         </w:rPr>
-        <w:t>otorgado ante la fe del Licenciado</w:t>
+        <w:t xml:space="preserve">otorgado ante la fe </w:t>
       </w:r>
       <w:r>
         <w:rPr>
@@ -1666,7 +1666,7 @@
           <w:szCs w:val="14"/>
           <w:lang w:val="es-ES"/>
         </w:rPr>
-        <w:t xml:space="preserve"> </w:t>
+        <w:t xml:space="preserve"/>
       </w:r>
       <w:r>
         <w:rPr>
